--- a/WebContent/docx/EGFR_T790M基因检测报告模板-苏州九院.docx
+++ b/WebContent/docx/EGFR_T790M基因检测报告模板-苏州九院.docx
@@ -2067,6 +2067,188 @@
               </w:rPr>
               <w:t>检测人：</w:t>
             </w:r>
+            <w:r>
+              <w:rPr>
+                <w:sz w:val="24"/>
+              </w:rPr>
+              <mc:AlternateContent>
+                <mc:Choice Requires="wpg">
+                  <w:drawing>
+                    <wp:anchor distT="0" distB="0" distL="114300" distR="114300" simplePos="0" relativeHeight="251662336" behindDoc="0" locked="0" layoutInCell="1" allowOverlap="1">
+                      <wp:simplePos x="0" y="0"/>
+                      <wp:positionH relativeFrom="column">
+                        <wp:posOffset>799465</wp:posOffset>
+                      </wp:positionH>
+                      <wp:positionV relativeFrom="paragraph">
+                        <wp:posOffset>-720090</wp:posOffset>
+                      </wp:positionV>
+                      <wp:extent cx="5293995" cy="1443355"/>
+                      <wp:effectExtent l="0" t="0" r="9525" b="4445"/>
+                      <wp:wrapNone/>
+                      <wp:docPr id="5" name="组合 5"/>
+                      <wp:cNvGraphicFramePr/>
+                      <a:graphic xmlns:a="http://schemas.openxmlformats.org/drawingml/2006/main">
+                        <a:graphicData uri="http://schemas.microsoft.com/office/word/2010/wordprocessingGroup">
+                          <wpg:wgp>
+                            <wpg:cNvGrpSpPr/>
+                            <wpg:grpSpPr>
+                              <a:xfrm>
+                                <a:off x="0" y="0"/>
+                                <a:ext cx="5293995" cy="1443355"/>
+                                <a:chOff x="17862" y="40815"/>
+                                <a:chExt cx="8337" cy="2273"/>
+                              </a:xfrm>
+                            </wpg:grpSpPr>
+                            <pic:pic xmlns:pic="http://schemas.openxmlformats.org/drawingml/2006/picture">
+                              <pic:nvPicPr>
+                                <pic:cNvPr id="6" name="图片 23"/>
+                                <pic:cNvPicPr>
+                                  <a:picLocks noChangeAspect="1" noChangeArrowheads="1"/>
+                                </pic:cNvPicPr>
+                              </pic:nvPicPr>
+                              <pic:blipFill>
+                                <a:blip r:embed="rId7">
+                                  <a:extLst>
+                                    <a:ext uri="{28A0092B-C50C-407E-A947-70E740481C1C}">
+                                      <a14:useLocalDpi xmlns:a14="http://schemas.microsoft.com/office/drawing/2010/main" val="0"/>
+                                    </a:ext>
+                                  </a:extLst>
+                                </a:blip>
+                                <a:srcRect/>
+                                <a:stretch>
+                                  <a:fillRect/>
+                                </a:stretch>
+                              </pic:blipFill>
+                              <pic:spPr>
+                                <a:xfrm>
+                                  <a:off x="23926" y="40815"/>
+                                  <a:ext cx="2273" cy="2273"/>
+                                </a:xfrm>
+                                <a:prstGeom prst="rect">
+                                  <a:avLst/>
+                                </a:prstGeom>
+                                <a:noFill/>
+                                <a:ln>
+                                  <a:noFill/>
+                                </a:ln>
+                              </pic:spPr>
+                            </pic:pic>
+                            <wpg:grpSp>
+                              <wpg:cNvPr id="9" name="组合 23"/>
+                              <wpg:cNvGrpSpPr/>
+                              <wpg:grpSpPr>
+                                <a:xfrm>
+                                  <a:off x="17862" y="41843"/>
+                                  <a:ext cx="4208" cy="652"/>
+                                  <a:chOff x="17862" y="41843"/>
+                                  <a:chExt cx="4208" cy="652"/>
+                                </a:xfrm>
+                              </wpg:grpSpPr>
+                              <pic:pic xmlns:pic="http://schemas.openxmlformats.org/drawingml/2006/picture">
+                                <pic:nvPicPr>
+                                  <pic:cNvPr id="22" name="图片 59" descr="图片1"/>
+                                  <pic:cNvPicPr>
+                                    <a:picLocks noChangeAspect="1"/>
+                                  </pic:cNvPicPr>
+                                </pic:nvPicPr>
+                                <pic:blipFill>
+                                  <a:blip r:embed="rId8">
+                                    <a:biLevel thresh="50000"/>
+                                  </a:blip>
+                                  <a:srcRect l="7865" t="11797" r="5322" b="19074"/>
+                                  <a:stretch>
+                                    <a:fillRect/>
+                                  </a:stretch>
+                                </pic:blipFill>
+                                <pic:spPr>
+                                  <a:xfrm>
+                                    <a:off x="17862" y="41869"/>
+                                    <a:ext cx="1468" cy="627"/>
+                                  </a:xfrm>
+                                  <a:prstGeom prst="rect">
+                                    <a:avLst/>
+                                  </a:prstGeom>
+                                  <a:noFill/>
+                                </pic:spPr>
+                              </pic:pic>
+                              <pic:pic xmlns:pic="http://schemas.openxmlformats.org/drawingml/2006/picture">
+                                <pic:nvPicPr>
+                                  <pic:cNvPr id="4" name="图片 29" descr="IMG_256"/>
+                                  <pic:cNvPicPr>
+                                    <a:picLocks noChangeAspect="1"/>
+                                  </pic:cNvPicPr>
+                                </pic:nvPicPr>
+                                <pic:blipFill>
+                                  <a:blip r:embed="rId9">
+                                    <a:clrChange>
+                                      <a:clrFrom>
+                                        <a:srgbClr val="FFFFFF">
+                                          <a:alpha val="100000"/>
+                                        </a:srgbClr>
+                                      </a:clrFrom>
+                                      <a:clrTo>
+                                        <a:srgbClr val="FFFFFF">
+                                          <a:alpha val="100000"/>
+                                          <a:alpha val="0"/>
+                                        </a:srgbClr>
+                                      </a:clrTo>
+                                    </a:clrChange>
+                                  </a:blip>
+                                  <a:stretch>
+                                    <a:fillRect/>
+                                  </a:stretch>
+                                </pic:blipFill>
+                                <pic:spPr>
+                                  <a:xfrm>
+                                    <a:off x="21096" y="41843"/>
+                                    <a:ext cx="975" cy="570"/>
+                                  </a:xfrm>
+                                  <a:prstGeom prst="rect">
+                                    <a:avLst/>
+                                  </a:prstGeom>
+                                  <a:noFill/>
+                                  <a:ln w="9525">
+                                    <a:noFill/>
+                                  </a:ln>
+                                </pic:spPr>
+                              </pic:pic>
+                            </wpg:grpSp>
+                          </wpg:wgp>
+                        </a:graphicData>
+                      </a:graphic>
+                    </wp:anchor>
+                  </w:drawing>
+                </mc:Choice>
+                <mc:Fallback>
+                  <w:pict>
+                    <v:group id="_x0000_s1026" o:spid="_x0000_s1026" o:spt="203" style="position:absolute;left:0pt;margin-left:62.95pt;margin-top:-56.7pt;height:113.65pt;width:416.85pt;z-index:251662336;mso-width-relative:page;mso-height-relative:page;" coordorigin="17862,40815" coordsize="8337,2273" o:gfxdata="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">
+                      <o:lock v:ext="edit" aspectratio="f"/>
+                      <v:shape id="图片 23" o:spid="_x0000_s1026" o:spt="75" type="#_x0000_t75" style="position:absolute;left:23926;top:40815;height:2273;width:2273;" filled="f" o:preferrelative="t" stroked="f" coordsize="21600,21600" o:gfxdata="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">
+                        <v:fill on="f" focussize="0,0"/>
+                        <v:stroke on="f"/>
+                        <v:imagedata r:id="rId7" o:title=""/>
+                        <o:lock v:ext="edit" aspectratio="t"/>
+                      </v:shape>
+                      <v:group id="组合 23" o:spid="_x0000_s1026" o:spt="203" style="position:absolute;left:17862;top:41843;height:652;width:4208;" coordorigin="17862,41843" coordsize="4208,652" o:gfxdata="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">
+                        <o:lock v:ext="edit" aspectratio="f"/>
+                        <v:shape id="图片 59" o:spid="_x0000_s1026" o:spt="75" alt="图片1" type="#_x0000_t75" style="position:absolute;left:17862;top:41869;height:627;width:1468;" filled="f" o:preferrelative="t" stroked="f" coordsize="21600,21600" o:gfxdata="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">
+                          <v:fill on="f" focussize="0,0"/>
+                          <v:stroke on="f"/>
+                          <v:imagedata r:id="rId8" cropleft="5154f" croptop="7731f" cropright="3488f" cropbottom="12500f" grayscale="t" bilevel="t" o:title=""/>
+                          <o:lock v:ext="edit" aspectratio="t"/>
+                        </v:shape>
+                        <v:shape id="图片 29" o:spid="_x0000_s1026" o:spt="75" alt="IMG_256" type="#_x0000_t75" style="position:absolute;left:21096;top:41843;height:570;width:975;" filled="f" o:preferrelative="t" stroked="f" coordsize="21600,21600" o:gfxdata="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">
+                          <v:fill on="f" focussize="0,0"/>
+                          <v:stroke on="f"/>
+                          <v:imagedata r:id="rId9" chromakey="#FFFFFF" o:title=""/>
+                          <o:lock v:ext="edit" aspectratio="t"/>
+                        </v:shape>
+                      </v:group>
+                    </v:group>
+                  </w:pict>
+                </mc:Fallback>
+              </mc:AlternateContent>
+            </w:r>
           </w:p>
         </w:tc>
         <w:tc>
@@ -2227,182 +2409,8 @@
           <w:sz w:val="24"/>
         </w:rPr>
       </w:pPr>
-      <w:r>
-        <w:rPr>
-          <w:sz w:val="22"/>
-        </w:rPr>
-        <mc:AlternateContent>
-          <mc:Choice Requires="wpg">
-            <w:drawing>
-              <wp:anchor distT="0" distB="0" distL="114300" distR="114300" simplePos="0" relativeHeight="251662336" behindDoc="0" locked="0" layoutInCell="1" allowOverlap="1">
-                <wp:simplePos x="0" y="0"/>
-                <wp:positionH relativeFrom="column">
-                  <wp:posOffset>965200</wp:posOffset>
-                </wp:positionH>
-                <wp:positionV relativeFrom="page">
-                  <wp:posOffset>8971915</wp:posOffset>
-                </wp:positionV>
-                <wp:extent cx="5374005" cy="1442720"/>
-                <wp:effectExtent l="0" t="0" r="5715" b="5080"/>
-                <wp:wrapNone/>
-                <wp:docPr id="1" name="组合 1"/>
-                <wp:cNvGraphicFramePr/>
-                <a:graphic xmlns:a="http://schemas.openxmlformats.org/drawingml/2006/main">
-                  <a:graphicData uri="http://schemas.microsoft.com/office/word/2010/wordprocessingGroup">
-                    <wpg:wgp>
-                      <wpg:cNvGrpSpPr/>
-                      <wpg:grpSpPr>
-                        <a:xfrm>
-                          <a:off x="0" y="0"/>
-                          <a:ext cx="5374005" cy="1442720"/>
-                          <a:chOff x="15124" y="14378"/>
-                          <a:chExt cx="8463" cy="2272"/>
-                        </a:xfrm>
-                      </wpg:grpSpPr>
-                      <pic:pic xmlns:pic="http://schemas.openxmlformats.org/drawingml/2006/picture">
-                        <pic:nvPicPr>
-                          <pic:cNvPr id="30" name="图片 30" descr="微信图片_20220215110121"/>
-                          <pic:cNvPicPr>
-                            <a:picLocks noChangeAspect="1"/>
-                          </pic:cNvPicPr>
-                        </pic:nvPicPr>
-                        <pic:blipFill>
-                          <a:blip r:embed="rId7">
-                            <a:clrChange>
-                              <a:clrFrom>
-                                <a:srgbClr val="A09D98">
-                                  <a:alpha val="100000"/>
-                                </a:srgbClr>
-                              </a:clrFrom>
-                              <a:clrTo>
-                                <a:srgbClr val="A09D98">
-                                  <a:alpha val="100000"/>
-                                  <a:alpha val="0"/>
-                                </a:srgbClr>
-                              </a:clrTo>
-                            </a:clrChange>
-                            <a:biLevel thresh="50000"/>
-                          </a:blip>
-                          <a:stretch>
-                            <a:fillRect/>
-                          </a:stretch>
-                        </pic:blipFill>
-                        <pic:spPr>
-                          <a:xfrm>
-                            <a:off x="15124" y="15460"/>
-                            <a:ext cx="1234" cy="715"/>
-                          </a:xfrm>
-                          <a:prstGeom prst="rect">
-                            <a:avLst/>
-                          </a:prstGeom>
-                        </pic:spPr>
-                      </pic:pic>
-                      <pic:pic xmlns:pic="http://schemas.openxmlformats.org/drawingml/2006/picture">
-                        <pic:nvPicPr>
-                          <pic:cNvPr id="56" name="图片 34" descr="晓敏"/>
-                          <pic:cNvPicPr>
-                            <a:picLocks noChangeAspect="1"/>
-                          </pic:cNvPicPr>
-                        </pic:nvPicPr>
-                        <pic:blipFill>
-                          <a:blip r:embed="rId8">
-                            <a:clrChange>
-                              <a:clrFrom>
-                                <a:srgbClr val="949FA1"/>
-                              </a:clrFrom>
-                              <a:clrTo>
-                                <a:srgbClr val="949FA1">
-                                  <a:alpha val="0"/>
-                                </a:srgbClr>
-                              </a:clrTo>
-                            </a:clrChange>
-                          </a:blip>
-                          <a:srcRect l="34062" t="26445" r="34097" b="9325"/>
-                          <a:stretch>
-                            <a:fillRect/>
-                          </a:stretch>
-                        </pic:blipFill>
-                        <pic:spPr>
-                          <a:xfrm rot="16200000">
-                            <a:off x="18592" y="15080"/>
-                            <a:ext cx="560" cy="1475"/>
-                          </a:xfrm>
-                          <a:prstGeom prst="rect">
-                            <a:avLst/>
-                          </a:prstGeom>
-                          <a:noFill/>
-                          <a:ln>
-                            <a:noFill/>
-                          </a:ln>
-                        </pic:spPr>
-                      </pic:pic>
-                      <pic:pic xmlns:pic="http://schemas.openxmlformats.org/drawingml/2006/picture">
-                        <pic:nvPicPr>
-                          <pic:cNvPr id="10" name="图片 1"/>
-                          <pic:cNvPicPr>
-                            <a:picLocks noChangeAspect="1" noChangeArrowheads="1"/>
-                          </pic:cNvPicPr>
-                        </pic:nvPicPr>
-                        <pic:blipFill>
-                          <a:blip r:embed="rId9">
-                            <a:extLst>
-                              <a:ext uri="{28A0092B-C50C-407E-A947-70E740481C1C}">
-                                <a14:useLocalDpi xmlns:a14="http://schemas.microsoft.com/office/drawing/2010/main" val="0"/>
-                              </a:ext>
-                            </a:extLst>
-                          </a:blip>
-                          <a:srcRect/>
-                          <a:stretch>
-                            <a:fillRect/>
-                          </a:stretch>
-                        </pic:blipFill>
-                        <pic:spPr>
-                          <a:xfrm>
-                            <a:off x="21315" y="14378"/>
-                            <a:ext cx="2273" cy="2273"/>
-                          </a:xfrm>
-                          <a:prstGeom prst="rect">
-                            <a:avLst/>
-                          </a:prstGeom>
-                          <a:noFill/>
-                          <a:ln>
-                            <a:noFill/>
-                          </a:ln>
-                        </pic:spPr>
-                      </pic:pic>
-                    </wpg:wgp>
-                  </a:graphicData>
-                </a:graphic>
-              </wp:anchor>
-            </w:drawing>
-          </mc:Choice>
-          <mc:Fallback>
-            <w:pict>
-              <v:group id="_x0000_s1026" o:spid="_x0000_s1026" o:spt="203" style="position:absolute;left:0pt;margin-left:76pt;margin-top:706.45pt;height:113.6pt;width:423.15pt;mso-position-vertical-relative:page;z-index:251662336;mso-width-relative:page;mso-height-relative:page;" coordorigin="15124,14378" coordsize="8463,2272" o:gfxdata="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">
-                <o:lock v:ext="edit" aspectratio="f"/>
-                <v:shape id="_x0000_s1026" o:spid="_x0000_s1026" o:spt="75" alt="微信图片_20220215110121" type="#_x0000_t75" style="position:absolute;left:15124;top:15460;height:715;width:1234;" filled="f" o:preferrelative="t" stroked="f" coordsize="21600,21600" o:gfxdata="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">
-                  <v:fill on="f" focussize="0,0"/>
-                  <v:stroke on="f"/>
-                  <v:imagedata r:id="rId7" grayscale="t" bilevel="t" chromakey="#A09D98" o:title=""/>
-                  <o:lock v:ext="edit" aspectratio="t"/>
-                </v:shape>
-                <v:shape id="图片 34" o:spid="_x0000_s1026" o:spt="75" alt="晓敏" type="#_x0000_t75" style="position:absolute;left:18592;top:15080;height:1475;width:560;rotation:-5898240f;" filled="f" o:preferrelative="t" stroked="f" coordsize="21600,21600" o:gfxdata="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">
-                  <v:fill on="f" focussize="0,0"/>
-                  <v:stroke on="f"/>
-                  <v:imagedata r:id="rId8" cropleft="22323f" croptop="17331f" cropright="22346f" cropbottom="6111f" chromakey="#949FA1" o:title=""/>
-                  <o:lock v:ext="edit" aspectratio="t"/>
-                </v:shape>
-                <v:shape id="图片 1" o:spid="_x0000_s1026" o:spt="75" type="#_x0000_t75" style="position:absolute;left:21315;top:14378;height:2273;width:2273;" filled="f" o:preferrelative="t" stroked="f" coordsize="21600,21600" o:gfxdata="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">
-                  <v:fill on="f" focussize="0,0"/>
-                  <v:stroke on="f"/>
-                  <v:imagedata r:id="rId9" o:title=""/>
-                  <o:lock v:ext="edit" aspectratio="t"/>
-                </v:shape>
-              </v:group>
-            </w:pict>
-          </mc:Fallback>
-        </mc:AlternateContent>
-      </w:r>
+      <w:bookmarkStart w:id="10" w:name="_GoBack"/>
+      <w:bookmarkEnd w:id="10"/>
       <w:r>
         <w:rPr>
           <w:rFonts w:ascii="Times New Roman" w:hAnsi="Times New Roman" w:eastAsia="微软雅黑" w:cs="微软雅黑"/>
@@ -2410,8 +2418,6 @@
         </w:rPr>
         <w:br w:type="page"/>
       </w:r>
-      <w:bookmarkStart w:id="10" w:name="_GoBack"/>
-      <w:bookmarkEnd w:id="10"/>
     </w:p>
     <w:p>
       <w:pPr>
@@ -2435,15 +2441,15 @@
           </w14:shadow>
         </w:rPr>
       </w:pPr>
-      <w:bookmarkStart w:id="1" w:name="_Toc12505"/>
-      <w:bookmarkStart w:id="2" w:name="_Toc22658"/>
-      <w:bookmarkStart w:id="3" w:name="_Toc1707_WPSOffice_Level1"/>
-      <w:bookmarkStart w:id="4" w:name="_Toc16594"/>
-      <w:bookmarkStart w:id="5" w:name="_Toc27302"/>
-      <w:bookmarkStart w:id="6" w:name="_Toc21764_WPSOffice_Level1"/>
-      <w:bookmarkStart w:id="7" w:name="_Toc2409"/>
-      <w:bookmarkStart w:id="8" w:name="_Toc28240"/>
-      <w:bookmarkStart w:id="9" w:name="_Toc13196_WPSOffice_Level1"/>
+      <w:bookmarkStart w:id="1" w:name="_Toc16594"/>
+      <w:bookmarkStart w:id="2" w:name="_Toc2409"/>
+      <w:bookmarkStart w:id="3" w:name="_Toc22658"/>
+      <w:bookmarkStart w:id="4" w:name="_Toc28240"/>
+      <w:bookmarkStart w:id="5" w:name="_Toc13196_WPSOffice_Level1"/>
+      <w:bookmarkStart w:id="6" w:name="_Toc27302"/>
+      <w:bookmarkStart w:id="7" w:name="_Toc1707_WPSOffice_Level1"/>
+      <w:bookmarkStart w:id="8" w:name="_Toc12505"/>
+      <w:bookmarkStart w:id="9" w:name="_Toc21764_WPSOffice_Level1"/>
       <w:r>
         <w:rPr>
           <w:rFonts w:ascii="Times New Roman" w:hAnsi="Times New Roman"/>
@@ -4176,9 +4182,7 @@
 
 <file path=customXml/item1.xml><?xml version="1.0" encoding="utf-8"?>
 <s:customData xmlns="http://www.wps.cn/officeDocument/2013/wpsCustomData" xmlns:s="http://www.wps.cn/officeDocument/2013/wpsCustomData">
-  <customSectProps>
-    <customSectPr/>
-  </customSectProps>
+  <customSectProps/>
   <customShpExts>
     <customShpInfo spid="_x0000_s1026" textRotate="1"/>
   </customShpExts>

--- a/WebContent/docx/EGFR_T790M基因检测报告模板-苏州九院.docx
+++ b/WebContent/docx/EGFR_T790M基因检测报告模板-苏州九院.docx
@@ -2067,188 +2067,6 @@
               </w:rPr>
               <w:t>检测人：</w:t>
             </w:r>
-            <w:r>
-              <w:rPr>
-                <w:sz w:val="24"/>
-              </w:rPr>
-              <mc:AlternateContent>
-                <mc:Choice Requires="wpg">
-                  <w:drawing>
-                    <wp:anchor distT="0" distB="0" distL="114300" distR="114300" simplePos="0" relativeHeight="251662336" behindDoc="0" locked="0" layoutInCell="1" allowOverlap="1">
-                      <wp:simplePos x="0" y="0"/>
-                      <wp:positionH relativeFrom="column">
-                        <wp:posOffset>799465</wp:posOffset>
-                      </wp:positionH>
-                      <wp:positionV relativeFrom="paragraph">
-                        <wp:posOffset>-720090</wp:posOffset>
-                      </wp:positionV>
-                      <wp:extent cx="5293995" cy="1443355"/>
-                      <wp:effectExtent l="0" t="0" r="9525" b="4445"/>
-                      <wp:wrapNone/>
-                      <wp:docPr id="5" name="组合 5"/>
-                      <wp:cNvGraphicFramePr/>
-                      <a:graphic xmlns:a="http://schemas.openxmlformats.org/drawingml/2006/main">
-                        <a:graphicData uri="http://schemas.microsoft.com/office/word/2010/wordprocessingGroup">
-                          <wpg:wgp>
-                            <wpg:cNvGrpSpPr/>
-                            <wpg:grpSpPr>
-                              <a:xfrm>
-                                <a:off x="0" y="0"/>
-                                <a:ext cx="5293995" cy="1443355"/>
-                                <a:chOff x="17862" y="40815"/>
-                                <a:chExt cx="8337" cy="2273"/>
-                              </a:xfrm>
-                            </wpg:grpSpPr>
-                            <pic:pic xmlns:pic="http://schemas.openxmlformats.org/drawingml/2006/picture">
-                              <pic:nvPicPr>
-                                <pic:cNvPr id="6" name="图片 23"/>
-                                <pic:cNvPicPr>
-                                  <a:picLocks noChangeAspect="1" noChangeArrowheads="1"/>
-                                </pic:cNvPicPr>
-                              </pic:nvPicPr>
-                              <pic:blipFill>
-                                <a:blip r:embed="rId7">
-                                  <a:extLst>
-                                    <a:ext uri="{28A0092B-C50C-407E-A947-70E740481C1C}">
-                                      <a14:useLocalDpi xmlns:a14="http://schemas.microsoft.com/office/drawing/2010/main" val="0"/>
-                                    </a:ext>
-                                  </a:extLst>
-                                </a:blip>
-                                <a:srcRect/>
-                                <a:stretch>
-                                  <a:fillRect/>
-                                </a:stretch>
-                              </pic:blipFill>
-                              <pic:spPr>
-                                <a:xfrm>
-                                  <a:off x="23926" y="40815"/>
-                                  <a:ext cx="2273" cy="2273"/>
-                                </a:xfrm>
-                                <a:prstGeom prst="rect">
-                                  <a:avLst/>
-                                </a:prstGeom>
-                                <a:noFill/>
-                                <a:ln>
-                                  <a:noFill/>
-                                </a:ln>
-                              </pic:spPr>
-                            </pic:pic>
-                            <wpg:grpSp>
-                              <wpg:cNvPr id="9" name="组合 23"/>
-                              <wpg:cNvGrpSpPr/>
-                              <wpg:grpSpPr>
-                                <a:xfrm>
-                                  <a:off x="17862" y="41843"/>
-                                  <a:ext cx="4208" cy="652"/>
-                                  <a:chOff x="17862" y="41843"/>
-                                  <a:chExt cx="4208" cy="652"/>
-                                </a:xfrm>
-                              </wpg:grpSpPr>
-                              <pic:pic xmlns:pic="http://schemas.openxmlformats.org/drawingml/2006/picture">
-                                <pic:nvPicPr>
-                                  <pic:cNvPr id="22" name="图片 59" descr="图片1"/>
-                                  <pic:cNvPicPr>
-                                    <a:picLocks noChangeAspect="1"/>
-                                  </pic:cNvPicPr>
-                                </pic:nvPicPr>
-                                <pic:blipFill>
-                                  <a:blip r:embed="rId8">
-                                    <a:biLevel thresh="50000"/>
-                                  </a:blip>
-                                  <a:srcRect l="7865" t="11797" r="5322" b="19074"/>
-                                  <a:stretch>
-                                    <a:fillRect/>
-                                  </a:stretch>
-                                </pic:blipFill>
-                                <pic:spPr>
-                                  <a:xfrm>
-                                    <a:off x="17862" y="41869"/>
-                                    <a:ext cx="1468" cy="627"/>
-                                  </a:xfrm>
-                                  <a:prstGeom prst="rect">
-                                    <a:avLst/>
-                                  </a:prstGeom>
-                                  <a:noFill/>
-                                </pic:spPr>
-                              </pic:pic>
-                              <pic:pic xmlns:pic="http://schemas.openxmlformats.org/drawingml/2006/picture">
-                                <pic:nvPicPr>
-                                  <pic:cNvPr id="4" name="图片 29" descr="IMG_256"/>
-                                  <pic:cNvPicPr>
-                                    <a:picLocks noChangeAspect="1"/>
-                                  </pic:cNvPicPr>
-                                </pic:nvPicPr>
-                                <pic:blipFill>
-                                  <a:blip r:embed="rId9">
-                                    <a:clrChange>
-                                      <a:clrFrom>
-                                        <a:srgbClr val="FFFFFF">
-                                          <a:alpha val="100000"/>
-                                        </a:srgbClr>
-                                      </a:clrFrom>
-                                      <a:clrTo>
-                                        <a:srgbClr val="FFFFFF">
-                                          <a:alpha val="100000"/>
-                                          <a:alpha val="0"/>
-                                        </a:srgbClr>
-                                      </a:clrTo>
-                                    </a:clrChange>
-                                  </a:blip>
-                                  <a:stretch>
-                                    <a:fillRect/>
-                                  </a:stretch>
-                                </pic:blipFill>
-                                <pic:spPr>
-                                  <a:xfrm>
-                                    <a:off x="21096" y="41843"/>
-                                    <a:ext cx="975" cy="570"/>
-                                  </a:xfrm>
-                                  <a:prstGeom prst="rect">
-                                    <a:avLst/>
-                                  </a:prstGeom>
-                                  <a:noFill/>
-                                  <a:ln w="9525">
-                                    <a:noFill/>
-                                  </a:ln>
-                                </pic:spPr>
-                              </pic:pic>
-                            </wpg:grpSp>
-                          </wpg:wgp>
-                        </a:graphicData>
-                      </a:graphic>
-                    </wp:anchor>
-                  </w:drawing>
-                </mc:Choice>
-                <mc:Fallback>
-                  <w:pict>
-                    <v:group id="_x0000_s1026" o:spid="_x0000_s1026" o:spt="203" style="position:absolute;left:0pt;margin-left:62.95pt;margin-top:-56.7pt;height:113.65pt;width:416.85pt;z-index:251662336;mso-width-relative:page;mso-height-relative:page;" coordorigin="17862,40815" coordsize="8337,2273" o:gfxdata="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">
-                      <o:lock v:ext="edit" aspectratio="f"/>
-                      <v:shape id="图片 23" o:spid="_x0000_s1026" o:spt="75" type="#_x0000_t75" style="position:absolute;left:23926;top:40815;height:2273;width:2273;" filled="f" o:preferrelative="t" stroked="f" coordsize="21600,21600" o:gfxdata="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">
-                        <v:fill on="f" focussize="0,0"/>
-                        <v:stroke on="f"/>
-                        <v:imagedata r:id="rId7" o:title=""/>
-                        <o:lock v:ext="edit" aspectratio="t"/>
-                      </v:shape>
-                      <v:group id="组合 23" o:spid="_x0000_s1026" o:spt="203" style="position:absolute;left:17862;top:41843;height:652;width:4208;" coordorigin="17862,41843" coordsize="4208,652" o:gfxdata="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">
-                        <o:lock v:ext="edit" aspectratio="f"/>
-                        <v:shape id="图片 59" o:spid="_x0000_s1026" o:spt="75" alt="图片1" type="#_x0000_t75" style="position:absolute;left:17862;top:41869;height:627;width:1468;" filled="f" o:preferrelative="t" stroked="f" coordsize="21600,21600" o:gfxdata="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">
-                          <v:fill on="f" focussize="0,0"/>
-                          <v:stroke on="f"/>
-                          <v:imagedata r:id="rId8" cropleft="5154f" croptop="7731f" cropright="3488f" cropbottom="12500f" grayscale="t" bilevel="t" o:title=""/>
-                          <o:lock v:ext="edit" aspectratio="t"/>
-                        </v:shape>
-                        <v:shape id="图片 29" o:spid="_x0000_s1026" o:spt="75" alt="IMG_256" type="#_x0000_t75" style="position:absolute;left:21096;top:41843;height:570;width:975;" filled="f" o:preferrelative="t" stroked="f" coordsize="21600,21600" o:gfxdata="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">
-                          <v:fill on="f" focussize="0,0"/>
-                          <v:stroke on="f"/>
-                          <v:imagedata r:id="rId9" chromakey="#FFFFFF" o:title=""/>
-                          <o:lock v:ext="edit" aspectratio="t"/>
-                        </v:shape>
-                      </v:group>
-                    </v:group>
-                  </w:pict>
-                </mc:Fallback>
-              </mc:AlternateContent>
-            </w:r>
           </w:p>
         </w:tc>
         <w:tc>
@@ -2409,15 +2227,191 @@
           <w:sz w:val="24"/>
         </w:rPr>
       </w:pPr>
+      <w:r>
+        <w:rPr>
+          <w:sz w:val="22"/>
+        </w:rPr>
+        <mc:AlternateContent>
+          <mc:Choice Requires="wpg">
+            <w:drawing>
+              <wp:anchor distT="0" distB="0" distL="114300" distR="114300" simplePos="0" relativeHeight="251662336" behindDoc="0" locked="0" layoutInCell="1" allowOverlap="1">
+                <wp:simplePos x="0" y="0"/>
+                <wp:positionH relativeFrom="column">
+                  <wp:posOffset>965200</wp:posOffset>
+                </wp:positionH>
+                <wp:positionV relativeFrom="page">
+                  <wp:posOffset>8971915</wp:posOffset>
+                </wp:positionV>
+                <wp:extent cx="5374005" cy="1442720"/>
+                <wp:effectExtent l="0" t="0" r="5715" b="5080"/>
+                <wp:wrapNone/>
+                <wp:docPr id="1" name="组合 1"/>
+                <wp:cNvGraphicFramePr/>
+                <a:graphic xmlns:a="http://schemas.openxmlformats.org/drawingml/2006/main">
+                  <a:graphicData uri="http://schemas.microsoft.com/office/word/2010/wordprocessingGroup">
+                    <wpg:wgp>
+                      <wpg:cNvGrpSpPr/>
+                      <wpg:grpSpPr>
+                        <a:xfrm>
+                          <a:off x="0" y="0"/>
+                          <a:ext cx="5374005" cy="1442720"/>
+                          <a:chOff x="15124" y="14378"/>
+                          <a:chExt cx="8463" cy="2272"/>
+                        </a:xfrm>
+                      </wpg:grpSpPr>
+                      <pic:pic xmlns:pic="http://schemas.openxmlformats.org/drawingml/2006/picture">
+                        <pic:nvPicPr>
+                          <pic:cNvPr id="30" name="图片 30" descr="微信图片_20220215110121"/>
+                          <pic:cNvPicPr>
+                            <a:picLocks noChangeAspect="1"/>
+                          </pic:cNvPicPr>
+                        </pic:nvPicPr>
+                        <pic:blipFill>
+                          <a:blip r:embed="rId7">
+                            <a:clrChange>
+                              <a:clrFrom>
+                                <a:srgbClr val="A09D98">
+                                  <a:alpha val="100000"/>
+                                </a:srgbClr>
+                              </a:clrFrom>
+                              <a:clrTo>
+                                <a:srgbClr val="A09D98">
+                                  <a:alpha val="100000"/>
+                                  <a:alpha val="0"/>
+                                </a:srgbClr>
+                              </a:clrTo>
+                            </a:clrChange>
+                            <a:biLevel thresh="50000"/>
+                          </a:blip>
+                          <a:stretch>
+                            <a:fillRect/>
+                          </a:stretch>
+                        </pic:blipFill>
+                        <pic:spPr>
+                          <a:xfrm>
+                            <a:off x="15124" y="15460"/>
+                            <a:ext cx="1234" cy="715"/>
+                          </a:xfrm>
+                          <a:prstGeom prst="rect">
+                            <a:avLst/>
+                          </a:prstGeom>
+                        </pic:spPr>
+                      </pic:pic>
+                      <pic:pic xmlns:pic="http://schemas.openxmlformats.org/drawingml/2006/picture">
+                        <pic:nvPicPr>
+                          <pic:cNvPr id="56" name="图片 34" descr="晓敏"/>
+                          <pic:cNvPicPr>
+                            <a:picLocks noChangeAspect="1"/>
+                          </pic:cNvPicPr>
+                        </pic:nvPicPr>
+                        <pic:blipFill>
+                          <a:blip r:embed="rId8">
+                            <a:clrChange>
+                              <a:clrFrom>
+                                <a:srgbClr val="949FA1"/>
+                              </a:clrFrom>
+                              <a:clrTo>
+                                <a:srgbClr val="949FA1">
+                                  <a:alpha val="0"/>
+                                </a:srgbClr>
+                              </a:clrTo>
+                            </a:clrChange>
+                          </a:blip>
+                          <a:srcRect l="34062" t="26445" r="34097" b="9325"/>
+                          <a:stretch>
+                            <a:fillRect/>
+                          </a:stretch>
+                        </pic:blipFill>
+                        <pic:spPr>
+                          <a:xfrm rot="16200000">
+                            <a:off x="18592" y="15080"/>
+                            <a:ext cx="560" cy="1475"/>
+                          </a:xfrm>
+                          <a:prstGeom prst="rect">
+                            <a:avLst/>
+                          </a:prstGeom>
+                          <a:noFill/>
+                          <a:ln>
+                            <a:noFill/>
+                          </a:ln>
+                        </pic:spPr>
+                      </pic:pic>
+                      <pic:pic xmlns:pic="http://schemas.openxmlformats.org/drawingml/2006/picture">
+                        <pic:nvPicPr>
+                          <pic:cNvPr id="10" name="图片 1"/>
+                          <pic:cNvPicPr>
+                            <a:picLocks noChangeAspect="1" noChangeArrowheads="1"/>
+                          </pic:cNvPicPr>
+                        </pic:nvPicPr>
+                        <pic:blipFill>
+                          <a:blip r:embed="rId9">
+                            <a:extLst>
+                              <a:ext uri="{28A0092B-C50C-407E-A947-70E740481C1C}">
+                                <a14:useLocalDpi xmlns:a14="http://schemas.microsoft.com/office/drawing/2010/main" val="0"/>
+                              </a:ext>
+                            </a:extLst>
+                          </a:blip>
+                          <a:srcRect/>
+                          <a:stretch>
+                            <a:fillRect/>
+                          </a:stretch>
+                        </pic:blipFill>
+                        <pic:spPr>
+                          <a:xfrm>
+                            <a:off x="21315" y="14378"/>
+                            <a:ext cx="2273" cy="2273"/>
+                          </a:xfrm>
+                          <a:prstGeom prst="rect">
+                            <a:avLst/>
+                          </a:prstGeom>
+                          <a:noFill/>
+                          <a:ln>
+                            <a:noFill/>
+                          </a:ln>
+                        </pic:spPr>
+                      </pic:pic>
+                    </wpg:wgp>
+                  </a:graphicData>
+                </a:graphic>
+              </wp:anchor>
+            </w:drawing>
+          </mc:Choice>
+          <mc:Fallback>
+            <w:pict>
+              <v:group id="_x0000_s1026" o:spid="_x0000_s1026" o:spt="203" style="position:absolute;left:0pt;margin-left:76pt;margin-top:706.45pt;height:113.6pt;width:423.15pt;mso-position-vertical-relative:page;z-index:251662336;mso-width-relative:page;mso-height-relative:page;" coordorigin="15124,14378" coordsize="8463,2272" o:gfxdata="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">
+                <o:lock v:ext="edit" aspectratio="f"/>
+                <v:shape id="_x0000_s1026" o:spid="_x0000_s1026" o:spt="75" alt="微信图片_20220215110121" type="#_x0000_t75" style="position:absolute;left:15124;top:15460;height:715;width:1234;" filled="f" o:preferrelative="t" stroked="f" coordsize="21600,21600" o:gfxdata="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">
+                  <v:fill on="f" focussize="0,0"/>
+                  <v:stroke on="f"/>
+                  <v:imagedata r:id="rId7" grayscale="t" bilevel="t" chromakey="#A09D98" o:title=""/>
+                  <o:lock v:ext="edit" aspectratio="t"/>
+                </v:shape>
+                <v:shape id="图片 34" o:spid="_x0000_s1026" o:spt="75" alt="晓敏" type="#_x0000_t75" style="position:absolute;left:18592;top:15080;height:1475;width:560;rotation:-5898240f;" filled="f" o:preferrelative="t" stroked="f" coordsize="21600,21600" o:gfxdata="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">
+                  <v:fill on="f" focussize="0,0"/>
+                  <v:stroke on="f"/>
+                  <v:imagedata r:id="rId8" cropleft="22323f" croptop="17331f" cropright="22346f" cropbottom="6111f" chromakey="#949FA1" o:title=""/>
+                  <o:lock v:ext="edit" aspectratio="t"/>
+                </v:shape>
+                <v:shape id="图片 1" o:spid="_x0000_s1026" o:spt="75" type="#_x0000_t75" style="position:absolute;left:21315;top:14378;height:2273;width:2273;" filled="f" o:preferrelative="t" stroked="f" coordsize="21600,21600" o:gfxdata="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">
+                  <v:fill on="f" focussize="0,0"/>
+                  <v:stroke on="f"/>
+                  <v:imagedata r:id="rId9" o:title=""/>
+                  <o:lock v:ext="edit" aspectratio="t"/>
+                </v:shape>
+              </v:group>
+            </w:pict>
+          </mc:Fallback>
+        </mc:AlternateContent>
+      </w:r>
+      <w:r>
+        <w:rPr>
+          <w:rFonts w:ascii="Times New Roman" w:hAnsi="Times New Roman" w:eastAsia="微软雅黑" w:cs="微软雅黑"/>
+          <w:sz w:val="24"/>
+        </w:rPr>
+        <w:br w:type="page"/>
+      </w:r>
       <w:bookmarkStart w:id="10" w:name="_GoBack"/>
       <w:bookmarkEnd w:id="10"/>
-      <w:r>
-        <w:rPr>
-          <w:rFonts w:ascii="Times New Roman" w:hAnsi="Times New Roman" w:eastAsia="微软雅黑" w:cs="微软雅黑"/>
-          <w:sz w:val="24"/>
-        </w:rPr>
-        <w:br w:type="page"/>
-      </w:r>
     </w:p>
     <w:p>
       <w:pPr>
@@ -2441,15 +2435,15 @@
           </w14:shadow>
         </w:rPr>
       </w:pPr>
-      <w:bookmarkStart w:id="1" w:name="_Toc16594"/>
-      <w:bookmarkStart w:id="2" w:name="_Toc2409"/>
-      <w:bookmarkStart w:id="3" w:name="_Toc22658"/>
-      <w:bookmarkStart w:id="4" w:name="_Toc28240"/>
-      <w:bookmarkStart w:id="5" w:name="_Toc13196_WPSOffice_Level1"/>
-      <w:bookmarkStart w:id="6" w:name="_Toc27302"/>
-      <w:bookmarkStart w:id="7" w:name="_Toc1707_WPSOffice_Level1"/>
-      <w:bookmarkStart w:id="8" w:name="_Toc12505"/>
-      <w:bookmarkStart w:id="9" w:name="_Toc21764_WPSOffice_Level1"/>
+      <w:bookmarkStart w:id="1" w:name="_Toc12505"/>
+      <w:bookmarkStart w:id="2" w:name="_Toc22658"/>
+      <w:bookmarkStart w:id="3" w:name="_Toc1707_WPSOffice_Level1"/>
+      <w:bookmarkStart w:id="4" w:name="_Toc16594"/>
+      <w:bookmarkStart w:id="5" w:name="_Toc27302"/>
+      <w:bookmarkStart w:id="6" w:name="_Toc21764_WPSOffice_Level1"/>
+      <w:bookmarkStart w:id="7" w:name="_Toc2409"/>
+      <w:bookmarkStart w:id="8" w:name="_Toc28240"/>
+      <w:bookmarkStart w:id="9" w:name="_Toc13196_WPSOffice_Level1"/>
       <w:r>
         <w:rPr>
           <w:rFonts w:ascii="Times New Roman" w:hAnsi="Times New Roman"/>
@@ -4182,7 +4176,9 @@
 
 <file path=customXml/item1.xml><?xml version="1.0" encoding="utf-8"?>
 <s:customData xmlns="http://www.wps.cn/officeDocument/2013/wpsCustomData" xmlns:s="http://www.wps.cn/officeDocument/2013/wpsCustomData">
-  <customSectProps/>
+  <customSectProps>
+    <customSectPr/>
+  </customSectProps>
   <customShpExts>
     <customShpInfo spid="_x0000_s1026" textRotate="1"/>
   </customShpExts>

--- a/WebContent/docx/EGFR_T790M基因检测报告模板-苏州九院.docx
+++ b/WebContent/docx/EGFR_T790M基因检测报告模板-苏州九院.docx
@@ -2002,13 +2002,89 @@
         </w:tc>
       </w:tr>
     </w:tbl>
+    <w:p>
+      <w:pPr>
+        <w:widowControl w:val="0"/>
+        <w:spacing w:after="0" w:line="240" w:lineRule="auto"/>
+        <w:rPr>
+          <w:rFonts w:hint="default" w:ascii="Times New Roman" w:hAnsi="Times New Roman" w:eastAsia="微软雅黑" w:cs="Times New Roman"/>
+          <w:sz w:val="24"/>
+          <w:szCs w:val="24"/>
+          <w:lang w:val="en-US" w:eastAsia="zh-CN"/>
+        </w:rPr>
+      </w:pPr>
+      <w:r>
+        <w:rPr>
+          <w:rFonts w:hint="eastAsia" w:ascii="Times New Roman" w:hAnsi="Times New Roman" w:eastAsia="微软雅黑" w:cs="Times New Roman"/>
+          <w:sz w:val="24"/>
+          <w:szCs w:val="24"/>
+          <w:lang w:eastAsia="zh-CN"/>
+        </w:rPr>
+        <w:t xml:space="preserve">{% if testedby == </w:t>
+      </w:r>
+      <w:r>
+        <w:rPr>
+          <w:rFonts w:ascii="Times New Roman" w:hAnsi="Times New Roman" w:eastAsia="微软雅黑" w:cs="Times New Roman"/>
+          <w:sz w:val="24"/>
+          <w:szCs w:val="24"/>
+          <w:lang w:eastAsia="zh-CN"/>
+        </w:rPr>
+        <w:t>“</w:t>
+      </w:r>
+      <w:r>
+        <w:rPr>
+          <w:rFonts w:hint="eastAsia" w:ascii="Times New Roman" w:hAnsi="Times New Roman" w:eastAsia="微软雅黑" w:cs="Times New Roman"/>
+          <w:sz w:val="24"/>
+          <w:szCs w:val="24"/>
+          <w:lang w:eastAsia="zh-CN"/>
+        </w:rPr>
+        <w:t>1</w:t>
+      </w:r>
+      <w:r>
+        <w:rPr>
+          <w:rFonts w:ascii="Times New Roman" w:hAnsi="Times New Roman" w:eastAsia="微软雅黑" w:cs="Times New Roman"/>
+          <w:sz w:val="24"/>
+          <w:szCs w:val="24"/>
+          <w:lang w:eastAsia="zh-CN"/>
+        </w:rPr>
+        <w:t>”</w:t>
+      </w:r>
+      <w:r>
+        <w:rPr>
+          <w:rFonts w:hint="eastAsia" w:ascii="Times New Roman" w:hAnsi="Times New Roman" w:eastAsia="微软雅黑" w:cs="Times New Roman"/>
+          <w:sz w:val="24"/>
+          <w:szCs w:val="24"/>
+          <w:lang w:eastAsia="zh-CN"/>
+        </w:rPr>
+        <w:t xml:space="preserve"> %}</w:t>
+      </w:r>
+    </w:p>
+    <w:p>
+      <w:pPr>
+        <w:widowControl w:val="0"/>
+        <w:spacing w:after="0" w:line="240" w:lineRule="auto"/>
+        <w:rPr>
+          <w:rFonts w:ascii="宋体" w:hAnsi="宋体" w:eastAsia="宋体" w:cs="宋体"/>
+          <w:lang w:eastAsia="zh-CN"/>
+        </w:rPr>
+      </w:pPr>
+    </w:p>
+    <w:p>
+      <w:pPr>
+        <w:widowControl w:val="0"/>
+        <w:spacing w:after="0" w:line="240" w:lineRule="auto"/>
+        <w:rPr>
+          <w:rFonts w:ascii="宋体" w:hAnsi="宋体" w:eastAsia="宋体" w:cs="宋体"/>
+          <w:lang w:eastAsia="zh-CN"/>
+        </w:rPr>
+      </w:pPr>
+    </w:p>
     <w:tbl>
       <w:tblPr>
-        <w:tblStyle w:val="6"/>
-        <w:tblpPr w:leftFromText="181" w:rightFromText="181" w:vertAnchor="page" w:horzAnchor="page" w:tblpX="871" w:tblpY="15403"/>
-        <w:tblW w:w="4849" w:type="pct"/>
-        <w:jc w:val="center"/>
-        <w:tblLayout w:type="autofit"/>
+        <w:tblStyle w:val="12"/>
+        <w:tblW w:w="8091" w:type="dxa"/>
+        <w:jc w:val="right"/>
+        <w:tblLayout w:type="fixed"/>
         <w:tblCellMar>
           <w:top w:w="0" w:type="dxa"/>
           <w:left w:w="0" w:type="dxa"/>
@@ -2017,12 +2093,11 @@
         </w:tblCellMar>
       </w:tblPr>
       <w:tblGrid>
-        <w:gridCol w:w="1444"/>
-        <w:gridCol w:w="1444"/>
-        <w:gridCol w:w="1444"/>
-        <w:gridCol w:w="1801"/>
-        <w:gridCol w:w="1468"/>
-        <w:gridCol w:w="2549"/>
+        <w:gridCol w:w="1068"/>
+        <w:gridCol w:w="1386"/>
+        <w:gridCol w:w="1386"/>
+        <w:gridCol w:w="1018"/>
+        <w:gridCol w:w="3233"/>
       </w:tblGrid>
       <w:tr>
         <w:tblPrEx>
@@ -2034,42 +2109,96 @@
           </w:tblCellMar>
         </w:tblPrEx>
         <w:trPr>
-          <w:cantSplit/>
-          <w:trHeight w:val="442" w:hRule="atLeast"/>
-          <w:jc w:val="center"/>
+          <w:trHeight w:val="441" w:hRule="exact"/>
+          <w:jc w:val="right"/>
         </w:trPr>
         <w:tc>
           <w:tcPr>
-            <w:tcW w:w="711" w:type="pct"/>
+            <w:tcW w:w="1068" w:type="dxa"/>
             <w:vAlign w:val="center"/>
           </w:tcPr>
           <w:p>
             <w:pPr>
-              <w:pStyle w:val="11"/>
-              <w:adjustRightInd w:val="0"/>
-              <w:snapToGrid w:val="0"/>
-              <w:spacing w:after="0" w:line="240" w:lineRule="auto"/>
+              <w:widowControl w:val="0"/>
+              <w:spacing w:before="13"/>
               <w:ind w:left="13" w:right="95"/>
               <w:jc w:val="both"/>
               <w:rPr>
-                <w:rFonts w:ascii="Times New Roman" w:hAnsi="Times New Roman" w:eastAsia="微软雅黑" w:cs="微软雅黑"/>
+                <w:rFonts w:ascii="Times New Roman" w:hAnsi="Times New Roman" w:eastAsia="宋体" w:cs="Times New Roman"/>
                 <w:b/>
-                <w:sz w:val="28"/>
-                <w:szCs w:val="28"/>
+                <w:sz w:val="24"/>
+                <w:szCs w:val="24"/>
+                <w:lang w:val="en-US" w:eastAsia="en-US" w:bidi="ar-SA"/>
               </w:rPr>
             </w:pPr>
             <w:r>
               <w:rPr>
-                <w:rFonts w:ascii="Times New Roman" w:hAnsi="Times New Roman" w:eastAsia="微软雅黑" w:cs="微软雅黑"/>
+                <w:rFonts w:ascii="Times New Roman" w:hAnsi="Times New Roman" w:eastAsia="宋体" w:cs="Times New Roman"/>
                 <w:b/>
-                <w:sz w:val="28"/>
-                <w:szCs w:val="28"/>
+                <w:sz w:val="24"/>
+                <w:szCs w:val="24"/>
+                <w:lang w:val="en-US" w:eastAsia="en-US" w:bidi="ar-SA"/>
               </w:rPr>
               <w:t>检测人：</w:t>
             </w:r>
-            <w:r>
-              <w:rPr>
-                <w:sz w:val="24"/>
+          </w:p>
+        </w:tc>
+        <w:tc>
+          <w:tcPr>
+            <w:tcW w:w="1386" w:type="dxa"/>
+            <w:vAlign w:val="center"/>
+          </w:tcPr>
+          <w:p>
+            <w:pPr>
+              <w:widowControl w:val="0"/>
+              <w:spacing w:before="13"/>
+              <w:jc w:val="both"/>
+              <w:rPr>
+                <w:rFonts w:ascii="Times New Roman" w:hAnsi="Times New Roman" w:eastAsia="宋体" w:cs="Times New Roman"/>
+                <w:b/>
+                <w:sz w:val="24"/>
+                <w:szCs w:val="24"/>
+                <w:lang w:val="en-US" w:eastAsia="en-US" w:bidi="ar-SA"/>
+              </w:rPr>
+            </w:pPr>
+            <w:r>
+              <w:rPr>
+                <w:rFonts w:hint="eastAsia" w:ascii="Times New Roman" w:hAnsi="Times New Roman" w:eastAsia="宋体" w:cs="Times New Roman"/>
+                <w:b w:val="0"/>
+                <w:bCs/>
+                <w:sz w:val="24"/>
+                <w:szCs w:val="24"/>
+                <w:lang w:val="en-US" w:eastAsia="zh-CN" w:bidi="ar-SA"/>
+              </w:rPr>
+              <w:t>临检检测人，</w:t>
+            </w:r>
+          </w:p>
+        </w:tc>
+        <w:tc>
+          <w:tcPr>
+            <w:tcW w:w="1386" w:type="dxa"/>
+            <w:vAlign w:val="center"/>
+          </w:tcPr>
+          <w:p>
+            <w:pPr>
+              <w:widowControl w:val="0"/>
+              <w:spacing w:before="13"/>
+              <w:jc w:val="both"/>
+              <w:rPr>
+                <w:rFonts w:hint="eastAsia" w:ascii="Times New Roman" w:hAnsi="Times New Roman" w:eastAsia="宋体" w:cs="Times New Roman"/>
+                <w:b w:val="0"/>
+                <w:bCs/>
+                <w:sz w:val="24"/>
+                <w:szCs w:val="24"/>
+                <w:lang w:val="en-US" w:eastAsia="zh-CN" w:bidi="ar-SA"/>
+              </w:rPr>
+            </w:pPr>
+            <w:r>
+              <w:rPr>
+                <w:rFonts w:ascii="宋体" w:hAnsi="宋体" w:eastAsia="宋体" w:cs="宋体"/>
+                <w:sz w:val="22"/>
+                <w:szCs w:val="22"/>
+                <w:lang w:val="en-US" w:eastAsia="en-US" w:bidi="ar-SA"/>
               </w:rPr>
               <mc:AlternateContent>
                 <mc:Choice Requires="wpg">
@@ -2077,15 +2206,15 @@
                     <wp:anchor distT="0" distB="0" distL="114300" distR="114300" simplePos="0" relativeHeight="251662336" behindDoc="0" locked="0" layoutInCell="1" allowOverlap="1">
                       <wp:simplePos x="0" y="0"/>
                       <wp:positionH relativeFrom="column">
-                        <wp:posOffset>799465</wp:posOffset>
+                        <wp:posOffset>-55880</wp:posOffset>
                       </wp:positionH>
                       <wp:positionV relativeFrom="paragraph">
-                        <wp:posOffset>-720090</wp:posOffset>
+                        <wp:posOffset>-461010</wp:posOffset>
                       </wp:positionV>
-                      <wp:extent cx="5293995" cy="1443355"/>
-                      <wp:effectExtent l="0" t="0" r="9525" b="4445"/>
+                      <wp:extent cx="3352800" cy="1443355"/>
+                      <wp:effectExtent l="0" t="0" r="0" b="4445"/>
                       <wp:wrapNone/>
-                      <wp:docPr id="5" name="组合 5"/>
+                      <wp:docPr id="6" name="组合 6"/>
                       <wp:cNvGraphicFramePr/>
                       <a:graphic xmlns:a="http://schemas.openxmlformats.org/drawingml/2006/main">
                         <a:graphicData uri="http://schemas.microsoft.com/office/word/2010/wordprocessingGroup">
@@ -2094,92 +2223,31 @@
                             <wpg:grpSpPr>
                               <a:xfrm>
                                 <a:off x="0" y="0"/>
-                                <a:ext cx="5293995" cy="1443355"/>
-                                <a:chOff x="17862" y="40815"/>
-                                <a:chExt cx="8337" cy="2273"/>
+                                <a:ext cx="3352800" cy="1443355"/>
+                                <a:chOff x="19211" y="18890"/>
+                                <a:chExt cx="5280" cy="2273"/>
                               </a:xfrm>
                             </wpg:grpSpPr>
-                            <pic:pic xmlns:pic="http://schemas.openxmlformats.org/drawingml/2006/picture">
-                              <pic:nvPicPr>
-                                <pic:cNvPr id="6" name="图片 23"/>
-                                <pic:cNvPicPr>
-                                  <a:picLocks noChangeAspect="1" noChangeArrowheads="1"/>
-                                </pic:cNvPicPr>
-                              </pic:nvPicPr>
-                              <pic:blipFill>
-                                <a:blip r:embed="rId7">
-                                  <a:extLst>
-                                    <a:ext uri="{28A0092B-C50C-407E-A947-70E740481C1C}">
-                                      <a14:useLocalDpi xmlns:a14="http://schemas.microsoft.com/office/drawing/2010/main" val="0"/>
-                                    </a:ext>
-                                  </a:extLst>
-                                </a:blip>
-                                <a:srcRect/>
-                                <a:stretch>
-                                  <a:fillRect/>
-                                </a:stretch>
-                              </pic:blipFill>
-                              <pic:spPr>
-                                <a:xfrm>
-                                  <a:off x="23926" y="40815"/>
-                                  <a:ext cx="2273" cy="2273"/>
-                                </a:xfrm>
-                                <a:prstGeom prst="rect">
-                                  <a:avLst/>
-                                </a:prstGeom>
-                                <a:noFill/>
-                                <a:ln>
-                                  <a:noFill/>
-                                </a:ln>
-                              </pic:spPr>
-                            </pic:pic>
                             <wpg:grpSp>
-                              <wpg:cNvPr id="9" name="组合 23"/>
+                              <wpg:cNvPr id="8" name="组合 6"/>
                               <wpg:cNvGrpSpPr/>
                               <wpg:grpSpPr>
                                 <a:xfrm>
-                                  <a:off x="17862" y="41843"/>
-                                  <a:ext cx="4208" cy="652"/>
-                                  <a:chOff x="17862" y="41843"/>
-                                  <a:chExt cx="4208" cy="652"/>
+                                  <a:off x="19211" y="18890"/>
+                                  <a:ext cx="5140" cy="2273"/>
+                                  <a:chOff x="19199" y="18950"/>
+                                  <a:chExt cx="5140" cy="2273"/>
                                 </a:xfrm>
                               </wpg:grpSpPr>
                               <pic:pic xmlns:pic="http://schemas.openxmlformats.org/drawingml/2006/picture">
                                 <pic:nvPicPr>
-                                  <pic:cNvPr id="22" name="图片 59" descr="图片1"/>
+                                  <pic:cNvPr id="22" name="图片 6" descr="蔡冬雪"/>
                                   <pic:cNvPicPr>
                                     <a:picLocks noChangeAspect="1"/>
                                   </pic:cNvPicPr>
                                 </pic:nvPicPr>
                                 <pic:blipFill>
-                                  <a:blip r:embed="rId8">
-                                    <a:biLevel thresh="50000"/>
-                                  </a:blip>
-                                  <a:srcRect l="7865" t="11797" r="5322" b="19074"/>
-                                  <a:stretch>
-                                    <a:fillRect/>
-                                  </a:stretch>
-                                </pic:blipFill>
-                                <pic:spPr>
-                                  <a:xfrm>
-                                    <a:off x="17862" y="41869"/>
-                                    <a:ext cx="1468" cy="627"/>
-                                  </a:xfrm>
-                                  <a:prstGeom prst="rect">
-                                    <a:avLst/>
-                                  </a:prstGeom>
-                                  <a:noFill/>
-                                </pic:spPr>
-                              </pic:pic>
-                              <pic:pic xmlns:pic="http://schemas.openxmlformats.org/drawingml/2006/picture">
-                                <pic:nvPicPr>
-                                  <pic:cNvPr id="4" name="图片 29" descr="IMG_256"/>
-                                  <pic:cNvPicPr>
-                                    <a:picLocks noChangeAspect="1"/>
-                                  </pic:cNvPicPr>
-                                </pic:nvPicPr>
-                                <pic:blipFill>
-                                  <a:blip r:embed="rId9">
+                                  <a:blip r:embed="rId7">
                                     <a:clrChange>
                                       <a:clrFrom>
                                         <a:srgbClr val="FFFFFF">
@@ -2194,25 +2262,93 @@
                                       </a:clrTo>
                                     </a:clrChange>
                                   </a:blip>
+                                  <a:srcRect l="18656" t="33322" r="18897" b="26699"/>
                                   <a:stretch>
                                     <a:fillRect/>
                                   </a:stretch>
                                 </pic:blipFill>
                                 <pic:spPr>
                                   <a:xfrm>
-                                    <a:off x="21096" y="41843"/>
-                                    <a:ext cx="975" cy="570"/>
+                                    <a:off x="19199" y="19551"/>
+                                    <a:ext cx="1261" cy="566"/>
+                                  </a:xfrm>
+                                  <a:prstGeom prst="rect">
+                                    <a:avLst/>
+                                  </a:prstGeom>
+                                </pic:spPr>
+                              </pic:pic>
+                              <pic:pic xmlns:pic="http://schemas.openxmlformats.org/drawingml/2006/picture">
+                                <pic:nvPicPr>
+                                  <pic:cNvPr id="9" name="图片 25"/>
+                                  <pic:cNvPicPr>
+                                    <a:picLocks noChangeAspect="1" noChangeArrowheads="1"/>
+                                  </pic:cNvPicPr>
+                                </pic:nvPicPr>
+                                <pic:blipFill>
+                                  <a:blip r:embed="rId8">
+                                    <a:extLst>
+                                      <a:ext uri="{28A0092B-C50C-407E-A947-70E740481C1C}">
+                                        <a14:useLocalDpi xmlns:a14="http://schemas.microsoft.com/office/drawing/2010/main" val="0"/>
+                                      </a:ext>
+                                    </a:extLst>
+                                  </a:blip>
+                                  <a:srcRect/>
+                                  <a:stretch>
+                                    <a:fillRect/>
+                                  </a:stretch>
+                                </pic:blipFill>
+                                <pic:spPr>
+                                  <a:xfrm>
+                                    <a:off x="22066" y="18950"/>
+                                    <a:ext cx="2273" cy="2273"/>
                                   </a:xfrm>
                                   <a:prstGeom prst="rect">
                                     <a:avLst/>
                                   </a:prstGeom>
                                   <a:noFill/>
-                                  <a:ln w="9525">
+                                  <a:ln>
                                     <a:noFill/>
                                   </a:ln>
                                 </pic:spPr>
                               </pic:pic>
                             </wpg:grpSp>
+                            <pic:pic xmlns:pic="http://schemas.openxmlformats.org/drawingml/2006/picture">
+                              <pic:nvPicPr>
+                                <pic:cNvPr id="10" name="图片 4" descr="王建丽"/>
+                                <pic:cNvPicPr>
+                                  <a:picLocks noChangeAspect="1"/>
+                                </pic:cNvPicPr>
+                              </pic:nvPicPr>
+                              <pic:blipFill>
+                                <a:blip r:embed="rId9">
+                                  <a:clrChange>
+                                    <a:clrFrom>
+                                      <a:srgbClr val="FFFFFF">
+                                        <a:alpha val="100000"/>
+                                      </a:srgbClr>
+                                    </a:clrFrom>
+                                    <a:clrTo>
+                                      <a:srgbClr val="FFFFFF">
+                                        <a:alpha val="100000"/>
+                                        <a:alpha val="0"/>
+                                      </a:srgbClr>
+                                    </a:clrTo>
+                                  </a:clrChange>
+                                </a:blip>
+                                <a:stretch>
+                                  <a:fillRect/>
+                                </a:stretch>
+                              </pic:blipFill>
+                              <pic:spPr>
+                                <a:xfrm>
+                                  <a:off x="23233" y="19467"/>
+                                  <a:ext cx="1258" cy="713"/>
+                                </a:xfrm>
+                                <a:prstGeom prst="rect">
+                                  <a:avLst/>
+                                </a:prstGeom>
+                              </pic:spPr>
+                            </pic:pic>
                           </wpg:wgp>
                         </a:graphicData>
                       </a:graphic>
@@ -2221,29 +2357,29 @@
                 </mc:Choice>
                 <mc:Fallback>
                   <w:pict>
-                    <v:group id="_x0000_s1026" o:spid="_x0000_s1026" o:spt="203" style="position:absolute;left:0pt;margin-left:62.95pt;margin-top:-56.7pt;height:113.65pt;width:416.85pt;z-index:251662336;mso-width-relative:page;mso-height-relative:page;" coordorigin="17862,40815" coordsize="8337,2273" o:gfxdata="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">
+                    <v:group id="_x0000_s1026" o:spid="_x0000_s1026" o:spt="203" style="position:absolute;left:0pt;margin-left:-4.4pt;margin-top:-36.3pt;height:113.65pt;width:264pt;z-index:251662336;mso-width-relative:page;mso-height-relative:page;" coordorigin="19211,18890" coordsize="5280,2273" o:gfxdata="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">
                       <o:lock v:ext="edit" aspectratio="f"/>
-                      <v:shape id="图片 23" o:spid="_x0000_s1026" o:spt="75" type="#_x0000_t75" style="position:absolute;left:23926;top:40815;height:2273;width:2273;" filled="f" o:preferrelative="t" stroked="f" coordsize="21600,21600" o:gfxdata="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">
-                        <v:fill on="f" focussize="0,0"/>
-                        <v:stroke on="f"/>
-                        <v:imagedata r:id="rId7" o:title=""/>
-                        <o:lock v:ext="edit" aspectratio="t"/>
-                      </v:shape>
-                      <v:group id="组合 23" o:spid="_x0000_s1026" o:spt="203" style="position:absolute;left:17862;top:41843;height:652;width:4208;" coordorigin="17862,41843" coordsize="4208,652" o:gfxdata="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">
+                      <v:group id="组合 6" o:spid="_x0000_s1026" o:spt="203" style="position:absolute;left:19211;top:18890;height:2273;width:5140;" coordorigin="19199,18950" coordsize="5140,2273" o:gfxdata="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">
                         <o:lock v:ext="edit" aspectratio="f"/>
-                        <v:shape id="图片 59" o:spid="_x0000_s1026" o:spt="75" alt="图片1" type="#_x0000_t75" style="position:absolute;left:17862;top:41869;height:627;width:1468;" filled="f" o:preferrelative="t" stroked="f" coordsize="21600,21600" o:gfxdata="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">
+                        <v:shape id="图片 6" o:spid="_x0000_s1026" o:spt="75" alt="蔡冬雪" type="#_x0000_t75" style="position:absolute;left:19199;top:19551;height:566;width:1261;" filled="f" o:preferrelative="t" stroked="f" coordsize="21600,21600" o:gfxdata="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">
                           <v:fill on="f" focussize="0,0"/>
                           <v:stroke on="f"/>
-                          <v:imagedata r:id="rId8" cropleft="5154f" croptop="7731f" cropright="3488f" cropbottom="12500f" grayscale="t" bilevel="t" o:title=""/>
+                          <v:imagedata r:id="rId7" cropleft="12226f" croptop="21838f" cropright="12384f" cropbottom="17497f" chromakey="#FFFFFF" o:title=""/>
                           <o:lock v:ext="edit" aspectratio="t"/>
                         </v:shape>
-                        <v:shape id="图片 29" o:spid="_x0000_s1026" o:spt="75" alt="IMG_256" type="#_x0000_t75" style="position:absolute;left:21096;top:41843;height:570;width:975;" filled="f" o:preferrelative="t" stroked="f" coordsize="21600,21600" o:gfxdata="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">
+                        <v:shape id="图片 25" o:spid="_x0000_s1026" o:spt="75" type="#_x0000_t75" style="position:absolute;left:22066;top:18950;height:2273;width:2273;" filled="f" o:preferrelative="t" stroked="f" coordsize="21600,21600" o:gfxdata="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">
                           <v:fill on="f" focussize="0,0"/>
                           <v:stroke on="f"/>
-                          <v:imagedata r:id="rId9" chromakey="#FFFFFF" o:title=""/>
+                          <v:imagedata r:id="rId8" o:title=""/>
                           <o:lock v:ext="edit" aspectratio="t"/>
                         </v:shape>
                       </v:group>
+                      <v:shape id="图片 4" o:spid="_x0000_s1026" o:spt="75" alt="王建丽" type="#_x0000_t75" style="position:absolute;left:23233;top:19467;height:713;width:1258;" filled="f" o:preferrelative="t" stroked="f" coordsize="21600,21600" o:gfxdata="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">
+                        <v:fill on="f" focussize="0,0"/>
+                        <v:stroke on="f"/>
+                        <v:imagedata r:id="rId9" chromakey="#FFFFFF" o:title=""/>
+                        <o:lock v:ext="edit" aspectratio="t"/>
+                      </v:shape>
                     </v:group>
                   </w:pict>
                 </mc:Fallback>
@@ -2253,150 +2389,248 @@
         </w:tc>
         <w:tc>
           <w:tcPr>
-            <w:tcW w:w="711" w:type="pct"/>
+            <w:tcW w:w="1018" w:type="dxa"/>
             <w:vAlign w:val="center"/>
           </w:tcPr>
           <w:p>
             <w:pPr>
-              <w:pStyle w:val="11"/>
-              <w:adjustRightInd w:val="0"/>
-              <w:snapToGrid w:val="0"/>
-              <w:spacing w:after="0" w:line="240" w:lineRule="auto"/>
-              <w:ind w:left="13" w:right="95" w:firstLine="482"/>
+              <w:widowControl w:val="0"/>
+              <w:spacing w:before="13"/>
               <w:jc w:val="both"/>
               <w:rPr>
-                <w:rFonts w:ascii="Times New Roman" w:hAnsi="Times New Roman" w:eastAsia="微软雅黑" w:cs="微软雅黑"/>
+                <w:rFonts w:ascii="Times New Roman" w:hAnsi="Times New Roman" w:eastAsia="宋体" w:cs="Times New Roman"/>
                 <w:b/>
-                <w:sz w:val="28"/>
-                <w:szCs w:val="28"/>
+                <w:sz w:val="24"/>
+                <w:szCs w:val="24"/>
+                <w:lang w:val="en-US" w:eastAsia="en-US" w:bidi="ar-SA"/>
               </w:rPr>
             </w:pPr>
+            <w:r>
+              <w:rPr>
+                <w:rFonts w:ascii="Times New Roman" w:hAnsi="Times New Roman" w:eastAsia="宋体" w:cs="Times New Roman"/>
+                <w:b/>
+                <w:sz w:val="24"/>
+                <w:szCs w:val="24"/>
+                <w:lang w:val="en-US" w:eastAsia="en-US" w:bidi="ar-SA"/>
+              </w:rPr>
+              <w:t>复核人</w:t>
+            </w:r>
+            <w:r>
+              <w:rPr>
+                <w:rFonts w:ascii="Times New Roman" w:hAnsi="Times New Roman" w:eastAsia="宋体" w:cs="Times New Roman"/>
+                <w:b/>
+                <w:sz w:val="24"/>
+                <w:szCs w:val="24"/>
+                <w:lang w:val="en-US" w:eastAsia="zh-CN" w:bidi="ar-SA"/>
+              </w:rPr>
+              <w:t>：</w:t>
+            </w:r>
           </w:p>
         </w:tc>
         <w:tc>
           <w:tcPr>
-            <w:tcW w:w="711" w:type="pct"/>
+            <w:tcW w:w="3233" w:type="dxa"/>
             <w:vAlign w:val="center"/>
           </w:tcPr>
           <w:p>
             <w:pPr>
-              <w:pStyle w:val="11"/>
-              <w:adjustRightInd w:val="0"/>
-              <w:snapToGrid w:val="0"/>
-              <w:spacing w:after="0" w:line="240" w:lineRule="auto"/>
-              <w:ind w:left="13" w:right="95"/>
+              <w:widowControl w:val="0"/>
+              <w:spacing w:before="13"/>
+              <w:ind w:right="15"/>
               <w:jc w:val="both"/>
               <w:rPr>
-                <w:rFonts w:ascii="Times New Roman" w:hAnsi="Times New Roman" w:eastAsia="微软雅黑" w:cs="微软雅黑"/>
+                <w:rFonts w:hint="default" w:ascii="Times New Roman" w:hAnsi="Times New Roman" w:eastAsia="宋体" w:cs="Times New Roman"/>
                 <w:b/>
-                <w:sz w:val="28"/>
-                <w:szCs w:val="28"/>
+                <w:sz w:val="24"/>
+                <w:szCs w:val="24"/>
+                <w:lang w:val="en-US" w:eastAsia="zh-CN" w:bidi="ar-SA"/>
               </w:rPr>
             </w:pPr>
             <w:r>
               <w:rPr>
-                <w:rFonts w:ascii="Times New Roman" w:hAnsi="Times New Roman" w:eastAsia="微软雅黑" w:cs="微软雅黑"/>
+                <w:rFonts w:hint="eastAsia" w:ascii="Times New Roman" w:hAnsi="Times New Roman" w:eastAsia="宋体" w:cs="Times New Roman"/>
+                <w:b w:val="0"/>
+                <w:bCs/>
+                <w:sz w:val="24"/>
+                <w:szCs w:val="24"/>
+                <w:lang w:val="en-US" w:eastAsia="zh-CN" w:bidi="ar-SA"/>
+              </w:rPr>
+              <w:t>临检所复核人，</w:t>
+            </w:r>
+          </w:p>
+        </w:tc>
+      </w:tr>
+      <w:tr>
+        <w:tblPrEx>
+          <w:tblCellMar>
+            <w:top w:w="0" w:type="dxa"/>
+            <w:left w:w="0" w:type="dxa"/>
+            <w:bottom w:w="0" w:type="dxa"/>
+            <w:right w:w="0" w:type="dxa"/>
+          </w:tblCellMar>
+        </w:tblPrEx>
+        <w:trPr>
+          <w:trHeight w:val="457" w:hRule="exact"/>
+          <w:jc w:val="right"/>
+        </w:trPr>
+        <w:tc>
+          <w:tcPr>
+            <w:tcW w:w="1068" w:type="dxa"/>
+            <w:vAlign w:val="center"/>
+          </w:tcPr>
+          <w:p>
+            <w:pPr>
+              <w:widowControl w:val="0"/>
+              <w:spacing w:line="341" w:lineRule="exact"/>
+              <w:ind w:left="13" w:right="165"/>
+              <w:jc w:val="both"/>
+              <w:rPr>
+                <w:rFonts w:ascii="Times New Roman" w:hAnsi="Times New Roman" w:eastAsia="宋体" w:cs="Times New Roman"/>
                 <w:b/>
-                <w:sz w:val="28"/>
-                <w:szCs w:val="28"/>
-              </w:rPr>
-              <w:t>复核人</w:t>
-            </w:r>
-            <w:r>
-              <w:rPr>
-                <w:rFonts w:hint="eastAsia" w:ascii="Times New Roman" w:hAnsi="Times New Roman" w:eastAsia="微软雅黑" w:cs="微软雅黑"/>
+                <w:sz w:val="24"/>
+                <w:szCs w:val="24"/>
+                <w:lang w:val="en-US" w:eastAsia="en-US" w:bidi="ar-SA"/>
+              </w:rPr>
+            </w:pPr>
+            <w:r>
+              <w:rPr>
+                <w:rFonts w:ascii="Times New Roman" w:hAnsi="Times New Roman" w:eastAsia="宋体" w:cs="Times New Roman"/>
                 <w:b/>
-                <w:sz w:val="28"/>
-                <w:szCs w:val="28"/>
-                <w:lang w:eastAsia="zh-CN"/>
-              </w:rPr>
-              <w:t>：</w:t>
+                <w:sz w:val="24"/>
+                <w:szCs w:val="24"/>
+                <w:lang w:val="en-US" w:eastAsia="en-US" w:bidi="ar-SA"/>
+              </w:rPr>
+              <w:t>日</w:t>
+            </w:r>
+            <w:r>
+              <w:rPr>
+                <w:rFonts w:ascii="Times New Roman" w:hAnsi="Times New Roman" w:eastAsia="宋体" w:cs="Times New Roman"/>
+                <w:b/>
+                <w:sz w:val="24"/>
+                <w:szCs w:val="24"/>
+                <w:lang w:val="en-US" w:eastAsia="zh-CN" w:bidi="ar-SA"/>
+              </w:rPr>
+              <w:t xml:space="preserve">  </w:t>
+            </w:r>
+            <w:r>
+              <w:rPr>
+                <w:rFonts w:ascii="Times New Roman" w:hAnsi="Times New Roman" w:eastAsia="宋体" w:cs="Times New Roman"/>
+                <w:b/>
+                <w:sz w:val="24"/>
+                <w:szCs w:val="24"/>
+                <w:lang w:val="en-US" w:eastAsia="en-US" w:bidi="ar-SA"/>
+              </w:rPr>
+              <w:t>期：</w:t>
             </w:r>
           </w:p>
         </w:tc>
         <w:tc>
           <w:tcPr>
-            <w:tcW w:w="887" w:type="pct"/>
+            <w:tcW w:w="2772" w:type="dxa"/>
+            <w:gridSpan w:val="2"/>
             <w:vAlign w:val="center"/>
           </w:tcPr>
           <w:p>
             <w:pPr>
-              <w:pStyle w:val="11"/>
-              <w:adjustRightInd w:val="0"/>
-              <w:snapToGrid w:val="0"/>
-              <w:spacing w:after="0" w:line="240" w:lineRule="auto"/>
-              <w:ind w:firstLine="562"/>
+              <w:widowControl w:val="0"/>
+              <w:spacing w:line="363" w:lineRule="exact"/>
               <w:jc w:val="both"/>
               <w:rPr>
-                <w:rFonts w:ascii="Times New Roman" w:hAnsi="Times New Roman" w:eastAsia="微软雅黑" w:cs="微软雅黑"/>
-                <w:b/>
-                <w:sz w:val="28"/>
-                <w:szCs w:val="28"/>
+                <w:rFonts w:ascii="Times New Roman" w:hAnsi="Times New Roman" w:eastAsia="宋体" w:cs="Times New Roman"/>
+                <w:sz w:val="24"/>
+                <w:szCs w:val="24"/>
+                <w:lang w:val="en-US" w:eastAsia="en-US" w:bidi="ar-SA"/>
               </w:rPr>
             </w:pPr>
+            <w:r>
+              <w:rPr>
+                <w:rFonts w:ascii="Times New Roman" w:hAnsi="Times New Roman" w:eastAsia="宋体" w:cs="Times New Roman"/>
+                <w:kern w:val="2"/>
+                <w:sz w:val="24"/>
+                <w:szCs w:val="24"/>
+                <w:lang w:val="en-US" w:eastAsia="zh-CN" w:bidi="ar-SA"/>
+              </w:rPr>
+              <w:t>{{ reportdate }}</w:t>
+            </w:r>
           </w:p>
         </w:tc>
         <w:tc>
           <w:tcPr>
-            <w:tcW w:w="723" w:type="pct"/>
+            <w:tcW w:w="1018" w:type="dxa"/>
             <w:vAlign w:val="center"/>
           </w:tcPr>
           <w:p>
             <w:pPr>
-              <w:pStyle w:val="11"/>
-              <w:adjustRightInd w:val="0"/>
-              <w:snapToGrid w:val="0"/>
-              <w:spacing w:after="0" w:line="240" w:lineRule="auto"/>
+              <w:widowControl w:val="0"/>
+              <w:spacing w:line="341" w:lineRule="exact"/>
               <w:jc w:val="both"/>
               <w:rPr>
-                <w:rFonts w:ascii="Times New Roman" w:hAnsi="Times New Roman" w:eastAsia="微软雅黑" w:cs="微软雅黑"/>
+                <w:rFonts w:ascii="Times New Roman" w:hAnsi="Times New Roman" w:eastAsia="宋体" w:cs="Times New Roman"/>
                 <w:b/>
-                <w:sz w:val="28"/>
-                <w:szCs w:val="28"/>
-                <w:lang w:eastAsia="zh-CN"/>
+                <w:sz w:val="24"/>
+                <w:szCs w:val="24"/>
+                <w:lang w:val="en-US" w:eastAsia="en-US" w:bidi="ar-SA"/>
               </w:rPr>
             </w:pPr>
             <w:r>
               <w:rPr>
-                <w:rFonts w:hint="eastAsia" w:ascii="Times New Roman" w:hAnsi="Times New Roman" w:eastAsia="微软雅黑" w:cs="微软雅黑"/>
+                <w:rFonts w:ascii="Times New Roman" w:hAnsi="Times New Roman" w:eastAsia="宋体" w:cs="Times New Roman"/>
                 <w:b/>
-                <w:sz w:val="28"/>
-                <w:szCs w:val="28"/>
-                <w:lang w:eastAsia="zh-CN"/>
-              </w:rPr>
-              <w:t>报告日期：</w:t>
+                <w:sz w:val="24"/>
+                <w:szCs w:val="24"/>
+                <w:lang w:val="en-US" w:eastAsia="en-US" w:bidi="ar-SA"/>
+              </w:rPr>
+              <w:t>日</w:t>
+            </w:r>
+            <w:r>
+              <w:rPr>
+                <w:rFonts w:ascii="Times New Roman" w:hAnsi="Times New Roman" w:eastAsia="宋体" w:cs="Times New Roman"/>
+                <w:b/>
+                <w:sz w:val="24"/>
+                <w:szCs w:val="24"/>
+                <w:lang w:val="en-US" w:eastAsia="zh-CN" w:bidi="ar-SA"/>
+              </w:rPr>
+              <w:t xml:space="preserve">  </w:t>
+            </w:r>
+            <w:r>
+              <w:rPr>
+                <w:rFonts w:ascii="Times New Roman" w:hAnsi="Times New Roman" w:eastAsia="宋体" w:cs="Times New Roman"/>
+                <w:b/>
+                <w:sz w:val="24"/>
+                <w:szCs w:val="24"/>
+                <w:lang w:val="en-US" w:eastAsia="en-US" w:bidi="ar-SA"/>
+              </w:rPr>
+              <w:t>期：</w:t>
             </w:r>
           </w:p>
         </w:tc>
         <w:tc>
           <w:tcPr>
-            <w:tcW w:w="1255" w:type="pct"/>
+            <w:tcW w:w="3233" w:type="dxa"/>
             <w:vAlign w:val="center"/>
           </w:tcPr>
           <w:p>
             <w:pPr>
-              <w:pStyle w:val="11"/>
-              <w:adjustRightInd w:val="0"/>
-              <w:snapToGrid w:val="0"/>
-              <w:spacing w:after="0" w:line="240" w:lineRule="auto"/>
-              <w:ind w:right="15" w:firstLine="562"/>
+              <w:widowControl w:val="0"/>
+              <w:spacing w:line="363" w:lineRule="exact"/>
+              <w:ind w:right="15"/>
               <w:jc w:val="both"/>
               <w:rPr>
-                <w:rFonts w:ascii="Times New Roman" w:hAnsi="Times New Roman" w:eastAsia="微软雅黑" w:cs="微软雅黑"/>
-                <w:b/>
-                <w:sz w:val="28"/>
-                <w:szCs w:val="28"/>
+                <w:rFonts w:ascii="Times New Roman" w:hAnsi="Times New Roman" w:eastAsia="宋体" w:cs="Times New Roman"/>
+                <w:sz w:val="24"/>
+                <w:szCs w:val="24"/>
+                <w:lang w:val="en-US" w:eastAsia="en-US" w:bidi="ar-SA"/>
               </w:rPr>
             </w:pPr>
             <w:r>
               <w:rPr>
-                <w:rFonts w:hint="eastAsia" w:ascii="Times New Roman" w:hAnsi="Times New Roman" w:eastAsia="微软雅黑" w:cs="微软雅黑"/>
-                <w:b/>
-                <w:sz w:val="28"/>
-                <w:szCs w:val="28"/>
-                <w:lang w:eastAsia="zh-CN"/>
-              </w:rPr>
-              <w:t>{{reportdate}}</w:t>
+                <w:rFonts w:ascii="Times New Roman" w:hAnsi="Times New Roman" w:eastAsia="宋体" w:cs="Times New Roman"/>
+                <w:kern w:val="2"/>
+                <w:sz w:val="24"/>
+                <w:szCs w:val="24"/>
+                <w:lang w:val="en-US" w:eastAsia="zh-CN" w:bidi="ar-SA"/>
+              </w:rPr>
+              <w:t>{{ reportdate }}</w:t>
             </w:r>
           </w:p>
         </w:tc>
@@ -2404,13 +2638,673 @@
     </w:tbl>
     <w:p>
       <w:pPr>
-        <w:rPr>
-          <w:rFonts w:ascii="Times New Roman" w:hAnsi="Times New Roman" w:eastAsia="微软雅黑" w:cs="微软雅黑"/>
+        <w:widowControl w:val="0"/>
+        <w:spacing w:after="0" w:line="240" w:lineRule="auto"/>
+        <w:rPr>
+          <w:rFonts w:ascii="Times New Roman" w:hAnsi="Times New Roman" w:eastAsia="微软雅黑" w:cs="Times New Roman"/>
           <w:sz w:val="24"/>
+          <w:szCs w:val="24"/>
+          <w:lang w:eastAsia="zh-CN"/>
+        </w:rPr>
+      </w:pPr>
+      <w:r>
+        <w:rPr>
+          <w:rFonts w:hint="eastAsia" w:ascii="Times New Roman" w:hAnsi="Times New Roman" w:eastAsia="微软雅黑" w:cs="Times New Roman"/>
+          <w:sz w:val="24"/>
+          <w:szCs w:val="24"/>
+          <w:lang w:eastAsia="zh-CN"/>
+        </w:rPr>
+        <w:t xml:space="preserve">{% endif %}{% if testedby == </w:t>
+      </w:r>
+      <w:r>
+        <w:rPr>
+          <w:rFonts w:ascii="Times New Roman" w:hAnsi="Times New Roman" w:eastAsia="微软雅黑" w:cs="Times New Roman"/>
+          <w:sz w:val="24"/>
+          <w:szCs w:val="24"/>
+          <w:lang w:eastAsia="zh-CN"/>
+        </w:rPr>
+        <w:t>“</w:t>
+      </w:r>
+      <w:r>
+        <w:rPr>
+          <w:rFonts w:hint="eastAsia" w:ascii="Times New Roman" w:hAnsi="Times New Roman" w:eastAsia="微软雅黑" w:cs="Times New Roman"/>
+          <w:sz w:val="24"/>
+          <w:szCs w:val="24"/>
+          <w:lang w:eastAsia="zh-CN"/>
+        </w:rPr>
+        <w:t>2</w:t>
+      </w:r>
+      <w:r>
+        <w:rPr>
+          <w:rFonts w:ascii="Times New Roman" w:hAnsi="Times New Roman" w:eastAsia="微软雅黑" w:cs="Times New Roman"/>
+          <w:sz w:val="24"/>
+          <w:szCs w:val="24"/>
+          <w:lang w:eastAsia="zh-CN"/>
+        </w:rPr>
+        <w:t>”</w:t>
+      </w:r>
+      <w:r>
+        <w:rPr>
+          <w:rFonts w:hint="eastAsia" w:ascii="Times New Roman" w:hAnsi="Times New Roman" w:eastAsia="微软雅黑" w:cs="Times New Roman"/>
+          <w:sz w:val="24"/>
+          <w:szCs w:val="24"/>
+          <w:lang w:eastAsia="zh-CN"/>
+        </w:rPr>
+        <w:t xml:space="preserve"> %}</w:t>
+      </w:r>
+    </w:p>
+    <w:p>
+      <w:pPr>
+        <w:widowControl w:val="0"/>
+        <w:spacing w:after="0" w:line="240" w:lineRule="auto"/>
+        <w:rPr>
+          <w:rFonts w:hint="default" w:ascii="宋体" w:hAnsi="宋体" w:eastAsia="宋体" w:cs="宋体"/>
+          <w:sz w:val="24"/>
+          <w:lang w:val="en-US" w:eastAsia="zh-CN"/>
         </w:rPr>
       </w:pPr>
       <w:bookmarkStart w:id="10" w:name="_GoBack"/>
       <w:bookmarkEnd w:id="10"/>
+    </w:p>
+    <w:p>
+      <w:pPr>
+        <w:widowControl w:val="0"/>
+        <w:spacing w:after="0" w:line="240" w:lineRule="auto"/>
+        <w:rPr>
+          <w:rFonts w:hint="default" w:ascii="宋体" w:hAnsi="宋体" w:eastAsia="宋体" w:cs="宋体"/>
+          <w:sz w:val="24"/>
+          <w:lang w:val="en-US" w:eastAsia="zh-CN"/>
+        </w:rPr>
+      </w:pPr>
+    </w:p>
+    <w:tbl>
+      <w:tblPr>
+        <w:tblStyle w:val="12"/>
+        <w:tblW w:w="8091" w:type="dxa"/>
+        <w:jc w:val="right"/>
+        <w:tblLayout w:type="fixed"/>
+        <w:tblCellMar>
+          <w:top w:w="0" w:type="dxa"/>
+          <w:left w:w="0" w:type="dxa"/>
+          <w:bottom w:w="0" w:type="dxa"/>
+          <w:right w:w="0" w:type="dxa"/>
+        </w:tblCellMar>
+      </w:tblPr>
+      <w:tblGrid>
+        <w:gridCol w:w="1068"/>
+        <w:gridCol w:w="1386"/>
+        <w:gridCol w:w="1386"/>
+        <w:gridCol w:w="1018"/>
+        <w:gridCol w:w="3233"/>
+      </w:tblGrid>
+      <w:tr>
+        <w:tblPrEx>
+          <w:tblCellMar>
+            <w:top w:w="0" w:type="dxa"/>
+            <w:left w:w="0" w:type="dxa"/>
+            <w:bottom w:w="0" w:type="dxa"/>
+            <w:right w:w="0" w:type="dxa"/>
+          </w:tblCellMar>
+        </w:tblPrEx>
+        <w:trPr>
+          <w:trHeight w:val="441" w:hRule="exact"/>
+          <w:jc w:val="right"/>
+        </w:trPr>
+        <w:tc>
+          <w:tcPr>
+            <w:tcW w:w="1068" w:type="dxa"/>
+            <w:vAlign w:val="center"/>
+          </w:tcPr>
+          <w:p>
+            <w:pPr>
+              <w:widowControl w:val="0"/>
+              <w:spacing w:before="13"/>
+              <w:ind w:left="13" w:right="95"/>
+              <w:jc w:val="both"/>
+              <w:rPr>
+                <w:rFonts w:ascii="Times New Roman" w:hAnsi="Times New Roman" w:eastAsia="宋体" w:cs="Times New Roman"/>
+                <w:b/>
+                <w:sz w:val="24"/>
+                <w:szCs w:val="24"/>
+                <w:lang w:val="en-US" w:eastAsia="en-US" w:bidi="ar-SA"/>
+              </w:rPr>
+            </w:pPr>
+            <w:r>
+              <w:rPr>
+                <w:rFonts w:ascii="Times New Roman" w:hAnsi="Times New Roman" w:eastAsia="宋体" w:cs="Times New Roman"/>
+                <w:b/>
+                <w:sz w:val="24"/>
+                <w:szCs w:val="24"/>
+                <w:lang w:val="en-US" w:eastAsia="en-US" w:bidi="ar-SA"/>
+              </w:rPr>
+              <w:t>检测人：</w:t>
+            </w:r>
+          </w:p>
+        </w:tc>
+        <w:tc>
+          <w:tcPr>
+            <w:tcW w:w="1386" w:type="dxa"/>
+            <w:vAlign w:val="center"/>
+          </w:tcPr>
+          <w:p>
+            <w:pPr>
+              <w:widowControl w:val="0"/>
+              <w:spacing w:before="13"/>
+              <w:jc w:val="both"/>
+              <w:rPr>
+                <w:rFonts w:ascii="Times New Roman" w:hAnsi="Times New Roman" w:eastAsia="宋体" w:cs="Times New Roman"/>
+                <w:b/>
+                <w:sz w:val="24"/>
+                <w:szCs w:val="24"/>
+                <w:lang w:val="en-US" w:eastAsia="en-US" w:bidi="ar-SA"/>
+              </w:rPr>
+            </w:pPr>
+            <w:r>
+              <w:rPr>
+                <w:rFonts w:hint="eastAsia" w:ascii="Times New Roman" w:hAnsi="Times New Roman" w:eastAsia="宋体" w:cs="Times New Roman"/>
+                <w:b w:val="0"/>
+                <w:bCs/>
+                <w:sz w:val="24"/>
+                <w:szCs w:val="24"/>
+                <w:lang w:val="en-US" w:eastAsia="zh-CN" w:bidi="ar-SA"/>
+              </w:rPr>
+              <w:t>临检检测人，</w:t>
+            </w:r>
+          </w:p>
+        </w:tc>
+        <w:tc>
+          <w:tcPr>
+            <w:tcW w:w="1386" w:type="dxa"/>
+            <w:vAlign w:val="center"/>
+          </w:tcPr>
+          <w:p>
+            <w:pPr>
+              <w:widowControl w:val="0"/>
+              <w:spacing w:before="13"/>
+              <w:jc w:val="both"/>
+              <w:rPr>
+                <w:rFonts w:hint="eastAsia" w:ascii="Times New Roman" w:hAnsi="Times New Roman" w:eastAsia="宋体" w:cs="Times New Roman"/>
+                <w:b w:val="0"/>
+                <w:bCs/>
+                <w:sz w:val="24"/>
+                <w:szCs w:val="24"/>
+                <w:lang w:val="en-US" w:eastAsia="zh-CN" w:bidi="ar-SA"/>
+              </w:rPr>
+            </w:pPr>
+            <w:r>
+              <w:rPr>
+                <w:rFonts w:ascii="宋体" w:hAnsi="宋体" w:eastAsia="宋体" w:cs="宋体"/>
+                <w:sz w:val="22"/>
+                <w:szCs w:val="22"/>
+                <w:lang w:val="en-US" w:eastAsia="en-US" w:bidi="ar-SA"/>
+              </w:rPr>
+              <mc:AlternateContent>
+                <mc:Choice Requires="wpg">
+                  <w:drawing>
+                    <wp:anchor distT="0" distB="0" distL="114300" distR="114300" simplePos="0" relativeHeight="251663360" behindDoc="0" locked="0" layoutInCell="1" allowOverlap="1">
+                      <wp:simplePos x="0" y="0"/>
+                      <wp:positionH relativeFrom="column">
+                        <wp:posOffset>-95885</wp:posOffset>
+                      </wp:positionH>
+                      <wp:positionV relativeFrom="paragraph">
+                        <wp:posOffset>-453390</wp:posOffset>
+                      </wp:positionV>
+                      <wp:extent cx="3468370" cy="1443355"/>
+                      <wp:effectExtent l="0" t="0" r="0" b="4445"/>
+                      <wp:wrapNone/>
+                      <wp:docPr id="11" name="组合 11"/>
+                      <wp:cNvGraphicFramePr/>
+                      <a:graphic xmlns:a="http://schemas.openxmlformats.org/drawingml/2006/main">
+                        <a:graphicData uri="http://schemas.microsoft.com/office/word/2010/wordprocessingGroup">
+                          <wpg:wgp>
+                            <wpg:cNvGrpSpPr/>
+                            <wpg:grpSpPr>
+                              <a:xfrm>
+                                <a:off x="0" y="0"/>
+                                <a:ext cx="3468370" cy="1443355"/>
+                                <a:chOff x="19283" y="20786"/>
+                                <a:chExt cx="5462" cy="2273"/>
+                              </a:xfrm>
+                            </wpg:grpSpPr>
+                            <wpg:grpSp>
+                              <wpg:cNvPr id="12" name="组合 23"/>
+                              <wpg:cNvGrpSpPr/>
+                              <wpg:grpSpPr>
+                                <a:xfrm>
+                                  <a:off x="19283" y="20786"/>
+                                  <a:ext cx="5212" cy="2273"/>
+                                  <a:chOff x="19283" y="20786"/>
+                                  <a:chExt cx="5212" cy="2273"/>
+                                </a:xfrm>
+                              </wpg:grpSpPr>
+                              <pic:pic xmlns:pic="http://schemas.openxmlformats.org/drawingml/2006/picture">
+                                <pic:nvPicPr>
+                                  <pic:cNvPr id="13" name="图片 1"/>
+                                  <pic:cNvPicPr>
+                                    <a:picLocks noChangeAspect="1"/>
+                                  </pic:cNvPicPr>
+                                </pic:nvPicPr>
+                                <pic:blipFill>
+                                  <a:blip r:embed="rId10">
+                                    <a:clrChange>
+                                      <a:clrFrom>
+                                        <a:srgbClr val="FFFFFF">
+                                          <a:alpha val="100000"/>
+                                        </a:srgbClr>
+                                      </a:clrFrom>
+                                      <a:clrTo>
+                                        <a:srgbClr val="FFFFFF">
+                                          <a:alpha val="100000"/>
+                                          <a:alpha val="0"/>
+                                        </a:srgbClr>
+                                      </a:clrTo>
+                                    </a:clrChange>
+                                  </a:blip>
+                                  <a:srcRect l="10922" t="11667"/>
+                                  <a:stretch>
+                                    <a:fillRect/>
+                                  </a:stretch>
+                                </pic:blipFill>
+                                <pic:spPr>
+                                  <a:xfrm>
+                                    <a:off x="19283" y="21275"/>
+                                    <a:ext cx="1672" cy="901"/>
+                                  </a:xfrm>
+                                  <a:prstGeom prst="rect">
+                                    <a:avLst/>
+                                  </a:prstGeom>
+                                  <a:noFill/>
+                                  <a:ln>
+                                    <a:noFill/>
+                                  </a:ln>
+                                </pic:spPr>
+                              </pic:pic>
+                              <pic:pic xmlns:pic="http://schemas.openxmlformats.org/drawingml/2006/picture">
+                                <pic:nvPicPr>
+                                  <pic:cNvPr id="18" name="图片 25"/>
+                                  <pic:cNvPicPr>
+                                    <a:picLocks noChangeAspect="1" noChangeArrowheads="1"/>
+                                  </pic:cNvPicPr>
+                                </pic:nvPicPr>
+                                <pic:blipFill>
+                                  <a:blip r:embed="rId8">
+                                    <a:extLst>
+                                      <a:ext uri="{28A0092B-C50C-407E-A947-70E740481C1C}">
+                                        <a14:useLocalDpi xmlns:a14="http://schemas.microsoft.com/office/drawing/2010/main" val="0"/>
+                                      </a:ext>
+                                    </a:extLst>
+                                  </a:blip>
+                                  <a:srcRect/>
+                                  <a:stretch>
+                                    <a:fillRect/>
+                                  </a:stretch>
+                                </pic:blipFill>
+                                <pic:spPr>
+                                  <a:xfrm>
+                                    <a:off x="22222" y="20786"/>
+                                    <a:ext cx="2273" cy="2273"/>
+                                  </a:xfrm>
+                                  <a:prstGeom prst="rect">
+                                    <a:avLst/>
+                                  </a:prstGeom>
+                                  <a:noFill/>
+                                  <a:ln>
+                                    <a:noFill/>
+                                  </a:ln>
+                                </pic:spPr>
+                              </pic:pic>
+                            </wpg:grpSp>
+                            <pic:pic xmlns:pic="http://schemas.openxmlformats.org/drawingml/2006/picture">
+                              <pic:nvPicPr>
+                                <pic:cNvPr id="14" name="图片 11" descr="王建丽"/>
+                                <pic:cNvPicPr>
+                                  <a:picLocks noChangeAspect="1"/>
+                                </pic:cNvPicPr>
+                              </pic:nvPicPr>
+                              <pic:blipFill>
+                                <a:blip r:embed="rId9">
+                                  <a:clrChange>
+                                    <a:clrFrom>
+                                      <a:srgbClr val="FFFFFF">
+                                        <a:alpha val="100000"/>
+                                      </a:srgbClr>
+                                    </a:clrFrom>
+                                    <a:clrTo>
+                                      <a:srgbClr val="FFFFFF">
+                                        <a:alpha val="100000"/>
+                                        <a:alpha val="0"/>
+                                      </a:srgbClr>
+                                    </a:clrTo>
+                                  </a:clrChange>
+                                </a:blip>
+                                <a:stretch>
+                                  <a:fillRect/>
+                                </a:stretch>
+                              </pic:blipFill>
+                              <pic:spPr>
+                                <a:xfrm>
+                                  <a:off x="23257" y="21239"/>
+                                  <a:ext cx="1488" cy="842"/>
+                                </a:xfrm>
+                                <a:prstGeom prst="rect">
+                                  <a:avLst/>
+                                </a:prstGeom>
+                              </pic:spPr>
+                            </pic:pic>
+                          </wpg:wgp>
+                        </a:graphicData>
+                      </a:graphic>
+                    </wp:anchor>
+                  </w:drawing>
+                </mc:Choice>
+                <mc:Fallback>
+                  <w:pict>
+                    <v:group id="_x0000_s1026" o:spid="_x0000_s1026" o:spt="203" style="position:absolute;left:0pt;margin-left:-7.55pt;margin-top:-35.7pt;height:113.65pt;width:273.1pt;z-index:251663360;mso-width-relative:page;mso-height-relative:page;" coordorigin="19283,20786" coordsize="5462,2273" o:gfxdata="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">
+                      <o:lock v:ext="edit" aspectratio="f"/>
+                      <v:group id="组合 23" o:spid="_x0000_s1026" o:spt="203" style="position:absolute;left:19283;top:20786;height:2273;width:5212;" coordorigin="19283,20786" coordsize="5212,2273" o:gfxdata="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">
+                        <o:lock v:ext="edit" aspectratio="f"/>
+                        <v:shape id="图片 1" o:spid="_x0000_s1026" o:spt="75" type="#_x0000_t75" style="position:absolute;left:19283;top:21275;height:901;width:1672;" filled="f" o:preferrelative="t" stroked="f" coordsize="21600,21600" o:gfxdata="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">
+                          <v:fill on="f" focussize="0,0"/>
+                          <v:stroke on="f"/>
+                          <v:imagedata r:id="rId10" cropleft="7158f" croptop="7646f" chromakey="#FFFFFF" o:title=""/>
+                          <o:lock v:ext="edit" aspectratio="t"/>
+                        </v:shape>
+                        <v:shape id="图片 25" o:spid="_x0000_s1026" o:spt="75" type="#_x0000_t75" style="position:absolute;left:22222;top:20786;height:2273;width:2273;" filled="f" o:preferrelative="t" stroked="f" coordsize="21600,21600" o:gfxdata="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">
+                          <v:fill on="f" focussize="0,0"/>
+                          <v:stroke on="f"/>
+                          <v:imagedata r:id="rId8" o:title=""/>
+                          <o:lock v:ext="edit" aspectratio="t"/>
+                        </v:shape>
+                      </v:group>
+                      <v:shape id="图片 11" o:spid="_x0000_s1026" o:spt="75" alt="王建丽" type="#_x0000_t75" style="position:absolute;left:23257;top:21239;height:842;width:1488;" filled="f" o:preferrelative="t" stroked="f" coordsize="21600,21600" o:gfxdata="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">
+                        <v:fill on="f" focussize="0,0"/>
+                        <v:stroke on="f"/>
+                        <v:imagedata r:id="rId9" chromakey="#FFFFFF" o:title=""/>
+                        <o:lock v:ext="edit" aspectratio="t"/>
+                      </v:shape>
+                    </v:group>
+                  </w:pict>
+                </mc:Fallback>
+              </mc:AlternateContent>
+            </w:r>
+          </w:p>
+        </w:tc>
+        <w:tc>
+          <w:tcPr>
+            <w:tcW w:w="1018" w:type="dxa"/>
+            <w:vAlign w:val="center"/>
+          </w:tcPr>
+          <w:p>
+            <w:pPr>
+              <w:widowControl w:val="0"/>
+              <w:spacing w:before="13"/>
+              <w:jc w:val="both"/>
+              <w:rPr>
+                <w:rFonts w:ascii="Times New Roman" w:hAnsi="Times New Roman" w:eastAsia="宋体" w:cs="Times New Roman"/>
+                <w:b/>
+                <w:sz w:val="24"/>
+                <w:szCs w:val="24"/>
+                <w:lang w:val="en-US" w:eastAsia="en-US" w:bidi="ar-SA"/>
+              </w:rPr>
+            </w:pPr>
+            <w:r>
+              <w:rPr>
+                <w:rFonts w:ascii="Times New Roman" w:hAnsi="Times New Roman" w:eastAsia="宋体" w:cs="Times New Roman"/>
+                <w:b/>
+                <w:sz w:val="24"/>
+                <w:szCs w:val="24"/>
+                <w:lang w:val="en-US" w:eastAsia="en-US" w:bidi="ar-SA"/>
+              </w:rPr>
+              <w:t>复核人</w:t>
+            </w:r>
+            <w:r>
+              <w:rPr>
+                <w:rFonts w:ascii="Times New Roman" w:hAnsi="Times New Roman" w:eastAsia="宋体" w:cs="Times New Roman"/>
+                <w:b/>
+                <w:sz w:val="24"/>
+                <w:szCs w:val="24"/>
+                <w:lang w:val="en-US" w:eastAsia="zh-CN" w:bidi="ar-SA"/>
+              </w:rPr>
+              <w:t>：</w:t>
+            </w:r>
+          </w:p>
+        </w:tc>
+        <w:tc>
+          <w:tcPr>
+            <w:tcW w:w="3233" w:type="dxa"/>
+            <w:vAlign w:val="center"/>
+          </w:tcPr>
+          <w:p>
+            <w:pPr>
+              <w:widowControl w:val="0"/>
+              <w:spacing w:before="13"/>
+              <w:ind w:right="15"/>
+              <w:jc w:val="both"/>
+              <w:rPr>
+                <w:rFonts w:hint="default" w:ascii="Times New Roman" w:hAnsi="Times New Roman" w:eastAsia="宋体" w:cs="Times New Roman"/>
+                <w:b/>
+                <w:sz w:val="24"/>
+                <w:szCs w:val="24"/>
+                <w:lang w:val="en-US" w:eastAsia="zh-CN" w:bidi="ar-SA"/>
+              </w:rPr>
+            </w:pPr>
+            <w:r>
+              <w:rPr>
+                <w:rFonts w:hint="eastAsia" w:ascii="Times New Roman" w:hAnsi="Times New Roman" w:eastAsia="宋体" w:cs="Times New Roman"/>
+                <w:b w:val="0"/>
+                <w:bCs/>
+                <w:sz w:val="24"/>
+                <w:szCs w:val="24"/>
+                <w:lang w:val="en-US" w:eastAsia="zh-CN" w:bidi="ar-SA"/>
+              </w:rPr>
+              <w:t>临检所复核人，</w:t>
+            </w:r>
+          </w:p>
+        </w:tc>
+      </w:tr>
+      <w:tr>
+        <w:tblPrEx>
+          <w:tblCellMar>
+            <w:top w:w="0" w:type="dxa"/>
+            <w:left w:w="0" w:type="dxa"/>
+            <w:bottom w:w="0" w:type="dxa"/>
+            <w:right w:w="0" w:type="dxa"/>
+          </w:tblCellMar>
+        </w:tblPrEx>
+        <w:trPr>
+          <w:trHeight w:val="457" w:hRule="exact"/>
+          <w:jc w:val="right"/>
+        </w:trPr>
+        <w:tc>
+          <w:tcPr>
+            <w:tcW w:w="1068" w:type="dxa"/>
+            <w:vAlign w:val="center"/>
+          </w:tcPr>
+          <w:p>
+            <w:pPr>
+              <w:widowControl w:val="0"/>
+              <w:spacing w:line="341" w:lineRule="exact"/>
+              <w:ind w:left="13" w:right="165"/>
+              <w:jc w:val="both"/>
+              <w:rPr>
+                <w:rFonts w:ascii="Times New Roman" w:hAnsi="Times New Roman" w:eastAsia="宋体" w:cs="Times New Roman"/>
+                <w:b/>
+                <w:sz w:val="24"/>
+                <w:szCs w:val="24"/>
+                <w:lang w:val="en-US" w:eastAsia="en-US" w:bidi="ar-SA"/>
+              </w:rPr>
+            </w:pPr>
+            <w:r>
+              <w:rPr>
+                <w:rFonts w:ascii="Times New Roman" w:hAnsi="Times New Roman" w:eastAsia="宋体" w:cs="Times New Roman"/>
+                <w:b/>
+                <w:sz w:val="24"/>
+                <w:szCs w:val="24"/>
+                <w:lang w:val="en-US" w:eastAsia="en-US" w:bidi="ar-SA"/>
+              </w:rPr>
+              <w:t>日</w:t>
+            </w:r>
+            <w:r>
+              <w:rPr>
+                <w:rFonts w:ascii="Times New Roman" w:hAnsi="Times New Roman" w:eastAsia="宋体" w:cs="Times New Roman"/>
+                <w:b/>
+                <w:sz w:val="24"/>
+                <w:szCs w:val="24"/>
+                <w:lang w:val="en-US" w:eastAsia="zh-CN" w:bidi="ar-SA"/>
+              </w:rPr>
+              <w:t xml:space="preserve">  </w:t>
+            </w:r>
+            <w:r>
+              <w:rPr>
+                <w:rFonts w:ascii="Times New Roman" w:hAnsi="Times New Roman" w:eastAsia="宋体" w:cs="Times New Roman"/>
+                <w:b/>
+                <w:sz w:val="24"/>
+                <w:szCs w:val="24"/>
+                <w:lang w:val="en-US" w:eastAsia="en-US" w:bidi="ar-SA"/>
+              </w:rPr>
+              <w:t>期：</w:t>
+            </w:r>
+          </w:p>
+        </w:tc>
+        <w:tc>
+          <w:tcPr>
+            <w:tcW w:w="2772" w:type="dxa"/>
+            <w:gridSpan w:val="2"/>
+            <w:vAlign w:val="center"/>
+          </w:tcPr>
+          <w:p>
+            <w:pPr>
+              <w:widowControl w:val="0"/>
+              <w:spacing w:line="363" w:lineRule="exact"/>
+              <w:jc w:val="both"/>
+              <w:rPr>
+                <w:rFonts w:ascii="Times New Roman" w:hAnsi="Times New Roman" w:eastAsia="宋体" w:cs="Times New Roman"/>
+                <w:sz w:val="24"/>
+                <w:szCs w:val="24"/>
+                <w:lang w:val="en-US" w:eastAsia="en-US" w:bidi="ar-SA"/>
+              </w:rPr>
+            </w:pPr>
+            <w:r>
+              <w:rPr>
+                <w:rFonts w:ascii="Times New Roman" w:hAnsi="Times New Roman" w:eastAsia="宋体" w:cs="Times New Roman"/>
+                <w:kern w:val="2"/>
+                <w:sz w:val="24"/>
+                <w:szCs w:val="24"/>
+                <w:lang w:val="en-US" w:eastAsia="zh-CN" w:bidi="ar-SA"/>
+              </w:rPr>
+              <w:t>{{ reportdate }}</w:t>
+            </w:r>
+          </w:p>
+        </w:tc>
+        <w:tc>
+          <w:tcPr>
+            <w:tcW w:w="1018" w:type="dxa"/>
+            <w:vAlign w:val="center"/>
+          </w:tcPr>
+          <w:p>
+            <w:pPr>
+              <w:widowControl w:val="0"/>
+              <w:spacing w:line="341" w:lineRule="exact"/>
+              <w:jc w:val="both"/>
+              <w:rPr>
+                <w:rFonts w:ascii="Times New Roman" w:hAnsi="Times New Roman" w:eastAsia="宋体" w:cs="Times New Roman"/>
+                <w:b/>
+                <w:sz w:val="24"/>
+                <w:szCs w:val="24"/>
+                <w:lang w:val="en-US" w:eastAsia="en-US" w:bidi="ar-SA"/>
+              </w:rPr>
+            </w:pPr>
+            <w:r>
+              <w:rPr>
+                <w:rFonts w:ascii="Times New Roman" w:hAnsi="Times New Roman" w:eastAsia="宋体" w:cs="Times New Roman"/>
+                <w:b/>
+                <w:sz w:val="24"/>
+                <w:szCs w:val="24"/>
+                <w:lang w:val="en-US" w:eastAsia="en-US" w:bidi="ar-SA"/>
+              </w:rPr>
+              <w:t>日</w:t>
+            </w:r>
+            <w:r>
+              <w:rPr>
+                <w:rFonts w:ascii="Times New Roman" w:hAnsi="Times New Roman" w:eastAsia="宋体" w:cs="Times New Roman"/>
+                <w:b/>
+                <w:sz w:val="24"/>
+                <w:szCs w:val="24"/>
+                <w:lang w:val="en-US" w:eastAsia="zh-CN" w:bidi="ar-SA"/>
+              </w:rPr>
+              <w:t xml:space="preserve">  </w:t>
+            </w:r>
+            <w:r>
+              <w:rPr>
+                <w:rFonts w:ascii="Times New Roman" w:hAnsi="Times New Roman" w:eastAsia="宋体" w:cs="Times New Roman"/>
+                <w:b/>
+                <w:sz w:val="24"/>
+                <w:szCs w:val="24"/>
+                <w:lang w:val="en-US" w:eastAsia="en-US" w:bidi="ar-SA"/>
+              </w:rPr>
+              <w:t>期：</w:t>
+            </w:r>
+          </w:p>
+        </w:tc>
+        <w:tc>
+          <w:tcPr>
+            <w:tcW w:w="3233" w:type="dxa"/>
+            <w:vAlign w:val="center"/>
+          </w:tcPr>
+          <w:p>
+            <w:pPr>
+              <w:widowControl w:val="0"/>
+              <w:spacing w:line="363" w:lineRule="exact"/>
+              <w:ind w:right="15"/>
+              <w:jc w:val="both"/>
+              <w:rPr>
+                <w:rFonts w:ascii="Times New Roman" w:hAnsi="Times New Roman" w:eastAsia="宋体" w:cs="Times New Roman"/>
+                <w:sz w:val="24"/>
+                <w:szCs w:val="24"/>
+                <w:lang w:val="en-US" w:eastAsia="en-US" w:bidi="ar-SA"/>
+              </w:rPr>
+            </w:pPr>
+            <w:r>
+              <w:rPr>
+                <w:rFonts w:ascii="Times New Roman" w:hAnsi="Times New Roman" w:eastAsia="宋体" w:cs="Times New Roman"/>
+                <w:kern w:val="2"/>
+                <w:sz w:val="24"/>
+                <w:szCs w:val="24"/>
+                <w:lang w:val="en-US" w:eastAsia="zh-CN" w:bidi="ar-SA"/>
+              </w:rPr>
+              <w:t>{{ reportdate }}</w:t>
+            </w:r>
+          </w:p>
+        </w:tc>
+      </w:tr>
+    </w:tbl>
+    <w:p>
+      <w:pPr>
+        <w:widowControl w:val="0"/>
+        <w:spacing w:after="0" w:line="400" w:lineRule="exact"/>
+        <w:rPr>
+          <w:rFonts w:hint="eastAsia" w:ascii="宋体" w:hAnsi="宋体" w:eastAsia="宋体" w:cs="宋体"/>
+          <w:sz w:val="22"/>
+          <w:lang w:eastAsia="zh-CN"/>
+        </w:rPr>
+      </w:pPr>
+      <w:r>
+        <w:rPr>
+          <w:rFonts w:hint="eastAsia" w:ascii="Times New Roman" w:hAnsi="Times New Roman" w:eastAsia="微软雅黑" w:cs="Times New Roman"/>
+          <w:sz w:val="24"/>
+          <w:szCs w:val="24"/>
+          <w:lang w:eastAsia="zh-CN"/>
+        </w:rPr>
+        <w:t>{% endif %}</w:t>
+      </w:r>
+    </w:p>
+    <w:p>
+      <w:pPr>
+        <w:rPr>
+          <w:rFonts w:ascii="Times New Roman" w:hAnsi="Times New Roman" w:eastAsia="微软雅黑" w:cs="微软雅黑"/>
+          <w:sz w:val="24"/>
+        </w:rPr>
+      </w:pPr>
       <w:r>
         <w:rPr>
           <w:rFonts w:ascii="Times New Roman" w:hAnsi="Times New Roman" w:eastAsia="微软雅黑" w:cs="微软雅黑"/>
@@ -2441,15 +3335,15 @@
           </w14:shadow>
         </w:rPr>
       </w:pPr>
-      <w:bookmarkStart w:id="1" w:name="_Toc16594"/>
-      <w:bookmarkStart w:id="2" w:name="_Toc2409"/>
-      <w:bookmarkStart w:id="3" w:name="_Toc22658"/>
-      <w:bookmarkStart w:id="4" w:name="_Toc28240"/>
-      <w:bookmarkStart w:id="5" w:name="_Toc13196_WPSOffice_Level1"/>
-      <w:bookmarkStart w:id="6" w:name="_Toc27302"/>
-      <w:bookmarkStart w:id="7" w:name="_Toc1707_WPSOffice_Level1"/>
-      <w:bookmarkStart w:id="8" w:name="_Toc12505"/>
-      <w:bookmarkStart w:id="9" w:name="_Toc21764_WPSOffice_Level1"/>
+      <w:bookmarkStart w:id="1" w:name="_Toc2409"/>
+      <w:bookmarkStart w:id="2" w:name="_Toc13196_WPSOffice_Level1"/>
+      <w:bookmarkStart w:id="3" w:name="_Toc21764_WPSOffice_Level1"/>
+      <w:bookmarkStart w:id="4" w:name="_Toc1707_WPSOffice_Level1"/>
+      <w:bookmarkStart w:id="5" w:name="_Toc28240"/>
+      <w:bookmarkStart w:id="6" w:name="_Toc22658"/>
+      <w:bookmarkStart w:id="7" w:name="_Toc27302"/>
+      <w:bookmarkStart w:id="8" w:name="_Toc16594"/>
+      <w:bookmarkStart w:id="9" w:name="_Toc12505"/>
       <w:r>
         <w:rPr>
           <w:rFonts w:ascii="Times New Roman" w:hAnsi="Times New Roman"/>
@@ -3922,6 +4816,19 @@
       <w:lang w:eastAsia="en-US"/>
     </w:rPr>
   </w:style>
+  <w:style w:type="table" w:customStyle="1" w:styleId="12">
+    <w:name w:val="Table Normal"/>
+    <w:qFormat/>
+    <w:uiPriority w:val="0"/>
+    <w:tblPr>
+      <w:tblCellMar>
+        <w:top w:w="0" w:type="dxa"/>
+        <w:left w:w="0" w:type="dxa"/>
+        <w:bottom w:w="0" w:type="dxa"/>
+        <w:right w:w="0" w:type="dxa"/>
+      </w:tblCellMar>
+    </w:tblPr>
+  </w:style>
 </w:styles>
 </file>
 

--- a/WebContent/docx/EGFR_T790M基因检测报告模板-苏州九院.docx
+++ b/WebContent/docx/EGFR_T790M基因检测报告模板-苏州九院.docx
@@ -2082,7 +2082,7 @@
     <w:tbl>
       <w:tblPr>
         <w:tblStyle w:val="12"/>
-        <w:tblW w:w="8091" w:type="dxa"/>
+        <w:tblW w:w="6772" w:type="dxa"/>
         <w:jc w:val="right"/>
         <w:tblLayout w:type="fixed"/>
         <w:tblCellMar>
@@ -2093,11 +2093,10 @@
         </w:tblCellMar>
       </w:tblPr>
       <w:tblGrid>
-        <w:gridCol w:w="1068"/>
-        <w:gridCol w:w="1386"/>
-        <w:gridCol w:w="1386"/>
-        <w:gridCol w:w="1018"/>
-        <w:gridCol w:w="3233"/>
+        <w:gridCol w:w="1272"/>
+        <w:gridCol w:w="2040"/>
+        <w:gridCol w:w="1166"/>
+        <w:gridCol w:w="2294"/>
       </w:tblGrid>
       <w:tr>
         <w:tblPrEx>
@@ -2114,7 +2113,7 @@
         </w:trPr>
         <w:tc>
           <w:tcPr>
-            <w:tcW w:w="1068" w:type="dxa"/>
+            <w:tcW w:w="1272" w:type="dxa"/>
             <w:vAlign w:val="center"/>
           </w:tcPr>
           <w:p>
@@ -2145,7 +2144,7 @@
         </w:tc>
         <w:tc>
           <w:tcPr>
-            <w:tcW w:w="1386" w:type="dxa"/>
+            <w:tcW w:w="2040" w:type="dxa"/>
             <w:vAlign w:val="center"/>
           </w:tcPr>
           <w:p>
@@ -2163,38 +2162,6 @@
             </w:pPr>
             <w:r>
               <w:rPr>
-                <w:rFonts w:hint="eastAsia" w:ascii="Times New Roman" w:hAnsi="Times New Roman" w:eastAsia="宋体" w:cs="Times New Roman"/>
-                <w:b w:val="0"/>
-                <w:bCs/>
-                <w:sz w:val="24"/>
-                <w:szCs w:val="24"/>
-                <w:lang w:val="en-US" w:eastAsia="zh-CN" w:bidi="ar-SA"/>
-              </w:rPr>
-              <w:t>临检检测人，</w:t>
-            </w:r>
-          </w:p>
-        </w:tc>
-        <w:tc>
-          <w:tcPr>
-            <w:tcW w:w="1386" w:type="dxa"/>
-            <w:vAlign w:val="center"/>
-          </w:tcPr>
-          <w:p>
-            <w:pPr>
-              <w:widowControl w:val="0"/>
-              <w:spacing w:before="13"/>
-              <w:jc w:val="both"/>
-              <w:rPr>
-                <w:rFonts w:hint="eastAsia" w:ascii="Times New Roman" w:hAnsi="Times New Roman" w:eastAsia="宋体" w:cs="Times New Roman"/>
-                <w:b w:val="0"/>
-                <w:bCs/>
-                <w:sz w:val="24"/>
-                <w:szCs w:val="24"/>
-                <w:lang w:val="en-US" w:eastAsia="zh-CN" w:bidi="ar-SA"/>
-              </w:rPr>
-            </w:pPr>
-            <w:r>
-              <w:rPr>
                 <w:rFonts w:ascii="宋体" w:hAnsi="宋体" w:eastAsia="宋体" w:cs="宋体"/>
                 <w:sz w:val="22"/>
                 <w:szCs w:val="22"/>
@@ -2206,15 +2173,15 @@
                     <wp:anchor distT="0" distB="0" distL="114300" distR="114300" simplePos="0" relativeHeight="251662336" behindDoc="0" locked="0" layoutInCell="1" allowOverlap="1">
                       <wp:simplePos x="0" y="0"/>
                       <wp:positionH relativeFrom="column">
-                        <wp:posOffset>-55880</wp:posOffset>
+                        <wp:posOffset>7620</wp:posOffset>
                       </wp:positionH>
                       <wp:positionV relativeFrom="paragraph">
-                        <wp:posOffset>-461010</wp:posOffset>
+                        <wp:posOffset>-480060</wp:posOffset>
                       </wp:positionV>
-                      <wp:extent cx="3352800" cy="1443355"/>
-                      <wp:effectExtent l="0" t="0" r="0" b="4445"/>
+                      <wp:extent cx="3058160" cy="1442720"/>
+                      <wp:effectExtent l="0" t="0" r="5080" b="5080"/>
                       <wp:wrapNone/>
-                      <wp:docPr id="6" name="组合 6"/>
+                      <wp:docPr id="13" name="组合 13"/>
                       <wp:cNvGraphicFramePr/>
                       <a:graphic xmlns:a="http://schemas.openxmlformats.org/drawingml/2006/main">
                         <a:graphicData uri="http://schemas.microsoft.com/office/word/2010/wordprocessingGroup">
@@ -2223,25 +2190,25 @@
                             <wpg:grpSpPr>
                               <a:xfrm>
                                 <a:off x="0" y="0"/>
-                                <a:ext cx="3352800" cy="1443355"/>
-                                <a:chOff x="19211" y="18890"/>
-                                <a:chExt cx="5280" cy="2273"/>
+                                <a:ext cx="3058160" cy="1442720"/>
+                                <a:chOff x="19211" y="18842"/>
+                                <a:chExt cx="4816" cy="2272"/>
                               </a:xfrm>
                             </wpg:grpSpPr>
                             <wpg:grpSp>
-                              <wpg:cNvPr id="8" name="组合 6"/>
+                              <wpg:cNvPr id="16" name="组合 6"/>
                               <wpg:cNvGrpSpPr/>
                               <wpg:grpSpPr>
                                 <a:xfrm>
-                                  <a:off x="19211" y="18890"/>
-                                  <a:ext cx="5140" cy="2273"/>
-                                  <a:chOff x="19199" y="18950"/>
-                                  <a:chExt cx="5140" cy="2273"/>
+                                  <a:off x="19211" y="18842"/>
+                                  <a:ext cx="4816" cy="2273"/>
+                                  <a:chOff x="19199" y="18902"/>
+                                  <a:chExt cx="4816" cy="2273"/>
                                 </a:xfrm>
                               </wpg:grpSpPr>
                               <pic:pic xmlns:pic="http://schemas.openxmlformats.org/drawingml/2006/picture">
                                 <pic:nvPicPr>
-                                  <pic:cNvPr id="22" name="图片 6" descr="蔡冬雪"/>
+                                  <pic:cNvPr id="17" name="图片 6" descr="蔡冬雪"/>
                                   <pic:cNvPicPr>
                                     <a:picLocks noChangeAspect="1"/>
                                   </pic:cNvPicPr>
@@ -2279,7 +2246,7 @@
                               </pic:pic>
                               <pic:pic xmlns:pic="http://schemas.openxmlformats.org/drawingml/2006/picture">
                                 <pic:nvPicPr>
-                                  <pic:cNvPr id="9" name="图片 25"/>
+                                  <pic:cNvPr id="18" name="图片 25"/>
                                   <pic:cNvPicPr>
                                     <a:picLocks noChangeAspect="1" noChangeArrowheads="1"/>
                                   </pic:cNvPicPr>
@@ -2299,7 +2266,7 @@
                                 </pic:blipFill>
                                 <pic:spPr>
                                   <a:xfrm>
-                                    <a:off x="22066" y="18950"/>
+                                    <a:off x="21742" y="18902"/>
                                     <a:ext cx="2273" cy="2273"/>
                                   </a:xfrm>
                                   <a:prstGeom prst="rect">
@@ -2314,7 +2281,7 @@
                             </wpg:grpSp>
                             <pic:pic xmlns:pic="http://schemas.openxmlformats.org/drawingml/2006/picture">
                               <pic:nvPicPr>
-                                <pic:cNvPr id="10" name="图片 4" descr="王建丽"/>
+                                <pic:cNvPr id="22" name="图片 4" descr="王建丽"/>
                                 <pic:cNvPicPr>
                                   <a:picLocks noChangeAspect="1"/>
                                 </pic:cNvPicPr>
@@ -2341,7 +2308,7 @@
                               </pic:blipFill>
                               <pic:spPr>
                                 <a:xfrm>
-                                  <a:off x="23233" y="19467"/>
+                                  <a:off x="22261" y="19395"/>
                                   <a:ext cx="1258" cy="713"/>
                                 </a:xfrm>
                                 <a:prstGeom prst="rect">
@@ -2357,24 +2324,24 @@
                 </mc:Choice>
                 <mc:Fallback>
                   <w:pict>
-                    <v:group id="_x0000_s1026" o:spid="_x0000_s1026" o:spt="203" style="position:absolute;left:0pt;margin-left:-4.4pt;margin-top:-36.3pt;height:113.65pt;width:264pt;z-index:251662336;mso-width-relative:page;mso-height-relative:page;" coordorigin="19211,18890" coordsize="5280,2273" o:gfxdata="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">
+                    <v:group id="_x0000_s1026" o:spid="_x0000_s1026" o:spt="203" style="position:absolute;left:0pt;margin-left:0.6pt;margin-top:-37.8pt;height:113.6pt;width:240.8pt;z-index:251662336;mso-width-relative:page;mso-height-relative:page;" coordorigin="19211,18842" coordsize="4816,2272" o:gfxdata="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">
                       <o:lock v:ext="edit" aspectratio="f"/>
-                      <v:group id="组合 6" o:spid="_x0000_s1026" o:spt="203" style="position:absolute;left:19211;top:18890;height:2273;width:5140;" coordorigin="19199,18950" coordsize="5140,2273" o:gfxdata="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">
+                      <v:group id="组合 6" o:spid="_x0000_s1026" o:spt="203" style="position:absolute;left:19211;top:18842;height:2273;width:4816;" coordorigin="19199,18902" coordsize="4816,2273" o:gfxdata="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">
                         <o:lock v:ext="edit" aspectratio="f"/>
-                        <v:shape id="图片 6" o:spid="_x0000_s1026" o:spt="75" alt="蔡冬雪" type="#_x0000_t75" style="position:absolute;left:19199;top:19551;height:566;width:1261;" filled="f" o:preferrelative="t" stroked="f" coordsize="21600,21600" o:gfxdata="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">
+                        <v:shape id="图片 6" o:spid="_x0000_s1026" o:spt="75" alt="蔡冬雪" type="#_x0000_t75" style="position:absolute;left:19199;top:19551;height:566;width:1261;" filled="f" o:preferrelative="t" stroked="f" coordsize="21600,21600" o:gfxdata="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">
                           <v:fill on="f" focussize="0,0"/>
                           <v:stroke on="f"/>
                           <v:imagedata r:id="rId7" cropleft="12226f" croptop="21838f" cropright="12384f" cropbottom="17497f" chromakey="#FFFFFF" o:title=""/>
                           <o:lock v:ext="edit" aspectratio="t"/>
                         </v:shape>
-                        <v:shape id="图片 25" o:spid="_x0000_s1026" o:spt="75" type="#_x0000_t75" style="position:absolute;left:22066;top:18950;height:2273;width:2273;" filled="f" o:preferrelative="t" stroked="f" coordsize="21600,21600" o:gfxdata="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">
+                        <v:shape id="图片 25" o:spid="_x0000_s1026" o:spt="75" type="#_x0000_t75" style="position:absolute;left:21742;top:18902;height:2273;width:2273;" filled="f" o:preferrelative="t" stroked="f" coordsize="21600,21600" o:gfxdata="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">
                           <v:fill on="f" focussize="0,0"/>
                           <v:stroke on="f"/>
                           <v:imagedata r:id="rId8" o:title=""/>
                           <o:lock v:ext="edit" aspectratio="t"/>
                         </v:shape>
                       </v:group>
-                      <v:shape id="图片 4" o:spid="_x0000_s1026" o:spt="75" alt="王建丽" type="#_x0000_t75" style="position:absolute;left:23233;top:19467;height:713;width:1258;" filled="f" o:preferrelative="t" stroked="f" coordsize="21600,21600" o:gfxdata="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">
+                      <v:shape id="图片 4" o:spid="_x0000_s1026" o:spt="75" alt="王建丽" type="#_x0000_t75" style="position:absolute;left:22261;top:19395;height:713;width:1258;" filled="f" o:preferrelative="t" stroked="f" coordsize="21600,21600" o:gfxdata="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">
                         <v:fill on="f" focussize="0,0"/>
                         <v:stroke on="f"/>
                         <v:imagedata r:id="rId9" chromakey="#FFFFFF" o:title=""/>
@@ -2389,7 +2356,7 @@
         </w:tc>
         <w:tc>
           <w:tcPr>
-            <w:tcW w:w="1018" w:type="dxa"/>
+            <w:tcW w:w="1166" w:type="dxa"/>
             <w:vAlign w:val="center"/>
           </w:tcPr>
           <w:p>
@@ -2429,7 +2396,7 @@
         </w:tc>
         <w:tc>
           <w:tcPr>
-            <w:tcW w:w="3233" w:type="dxa"/>
+            <w:tcW w:w="2294" w:type="dxa"/>
             <w:vAlign w:val="center"/>
           </w:tcPr>
           <w:p>
@@ -2439,24 +2406,13 @@
               <w:ind w:right="15"/>
               <w:jc w:val="both"/>
               <w:rPr>
-                <w:rFonts w:hint="default" w:ascii="Times New Roman" w:hAnsi="Times New Roman" w:eastAsia="宋体" w:cs="Times New Roman"/>
+                <w:rFonts w:ascii="Times New Roman" w:hAnsi="Times New Roman" w:eastAsia="宋体" w:cs="Times New Roman"/>
                 <w:b/>
                 <w:sz w:val="24"/>
                 <w:szCs w:val="24"/>
-                <w:lang w:val="en-US" w:eastAsia="zh-CN" w:bidi="ar-SA"/>
+                <w:lang w:val="en-US" w:eastAsia="en-US" w:bidi="ar-SA"/>
               </w:rPr>
             </w:pPr>
-            <w:r>
-              <w:rPr>
-                <w:rFonts w:hint="eastAsia" w:ascii="Times New Roman" w:hAnsi="Times New Roman" w:eastAsia="宋体" w:cs="Times New Roman"/>
-                <w:b w:val="0"/>
-                <w:bCs/>
-                <w:sz w:val="24"/>
-                <w:szCs w:val="24"/>
-                <w:lang w:val="en-US" w:eastAsia="zh-CN" w:bidi="ar-SA"/>
-              </w:rPr>
-              <w:t>临检所复核人，</w:t>
-            </w:r>
           </w:p>
         </w:tc>
       </w:tr>
@@ -2475,7 +2431,7 @@
         </w:trPr>
         <w:tc>
           <w:tcPr>
-            <w:tcW w:w="1068" w:type="dxa"/>
+            <w:tcW w:w="1272" w:type="dxa"/>
             <w:vAlign w:val="center"/>
           </w:tcPr>
           <w:p>
@@ -2526,8 +2482,7 @@
         </w:tc>
         <w:tc>
           <w:tcPr>
-            <w:tcW w:w="2772" w:type="dxa"/>
-            <w:gridSpan w:val="2"/>
+            <w:tcW w:w="2040" w:type="dxa"/>
             <w:vAlign w:val="center"/>
           </w:tcPr>
           <w:p>
@@ -2556,7 +2511,7 @@
         </w:tc>
         <w:tc>
           <w:tcPr>
-            <w:tcW w:w="1018" w:type="dxa"/>
+            <w:tcW w:w="1166" w:type="dxa"/>
             <w:vAlign w:val="center"/>
           </w:tcPr>
           <w:p>
@@ -2606,7 +2561,7 @@
         </w:tc>
         <w:tc>
           <w:tcPr>
-            <w:tcW w:w="3233" w:type="dxa"/>
+            <w:tcW w:w="2294" w:type="dxa"/>
             <w:vAlign w:val="center"/>
           </w:tcPr>
           <w:p>
@@ -2703,24 +2658,22 @@
           <w:lang w:val="en-US" w:eastAsia="zh-CN"/>
         </w:rPr>
       </w:pPr>
-      <w:bookmarkStart w:id="10" w:name="_GoBack"/>
-      <w:bookmarkEnd w:id="10"/>
     </w:p>
     <w:p>
       <w:pPr>
         <w:widowControl w:val="0"/>
         <w:spacing w:after="0" w:line="240" w:lineRule="auto"/>
         <w:rPr>
-          <w:rFonts w:hint="default" w:ascii="宋体" w:hAnsi="宋体" w:eastAsia="宋体" w:cs="宋体"/>
+          <w:rFonts w:ascii="宋体" w:hAnsi="宋体" w:eastAsia="宋体" w:cs="宋体"/>
           <w:sz w:val="24"/>
-          <w:lang w:val="en-US" w:eastAsia="zh-CN"/>
+          <w:lang w:eastAsia="zh-CN"/>
         </w:rPr>
       </w:pPr>
     </w:p>
     <w:tbl>
       <w:tblPr>
         <w:tblStyle w:val="12"/>
-        <w:tblW w:w="8091" w:type="dxa"/>
+        <w:tblW w:w="6772" w:type="dxa"/>
         <w:jc w:val="right"/>
         <w:tblLayout w:type="fixed"/>
         <w:tblCellMar>
@@ -2731,11 +2684,10 @@
         </w:tblCellMar>
       </w:tblPr>
       <w:tblGrid>
-        <w:gridCol w:w="1068"/>
-        <w:gridCol w:w="1386"/>
-        <w:gridCol w:w="1386"/>
-        <w:gridCol w:w="1018"/>
-        <w:gridCol w:w="3233"/>
+        <w:gridCol w:w="1272"/>
+        <w:gridCol w:w="2040"/>
+        <w:gridCol w:w="1166"/>
+        <w:gridCol w:w="2294"/>
       </w:tblGrid>
       <w:tr>
         <w:tblPrEx>
@@ -2752,7 +2704,7 @@
         </w:trPr>
         <w:tc>
           <w:tcPr>
-            <w:tcW w:w="1068" w:type="dxa"/>
+            <w:tcW w:w="1272" w:type="dxa"/>
             <w:vAlign w:val="center"/>
           </w:tcPr>
           <w:p>
@@ -2783,7 +2735,7 @@
         </w:tc>
         <w:tc>
           <w:tcPr>
-            <w:tcW w:w="1386" w:type="dxa"/>
+            <w:tcW w:w="2040" w:type="dxa"/>
             <w:vAlign w:val="center"/>
           </w:tcPr>
           <w:p>
@@ -2799,38 +2751,7 @@
                 <w:lang w:val="en-US" w:eastAsia="en-US" w:bidi="ar-SA"/>
               </w:rPr>
             </w:pPr>
-            <w:r>
-              <w:rPr>
-                <w:rFonts w:hint="eastAsia" w:ascii="Times New Roman" w:hAnsi="Times New Roman" w:eastAsia="宋体" w:cs="Times New Roman"/>
-                <w:b w:val="0"/>
-                <w:bCs/>
-                <w:sz w:val="24"/>
-                <w:szCs w:val="24"/>
-                <w:lang w:val="en-US" w:eastAsia="zh-CN" w:bidi="ar-SA"/>
-              </w:rPr>
-              <w:t>临检检测人，</w:t>
-            </w:r>
-          </w:p>
-        </w:tc>
-        <w:tc>
-          <w:tcPr>
-            <w:tcW w:w="1386" w:type="dxa"/>
-            <w:vAlign w:val="center"/>
-          </w:tcPr>
-          <w:p>
-            <w:pPr>
-              <w:widowControl w:val="0"/>
-              <w:spacing w:before="13"/>
-              <w:jc w:val="both"/>
-              <w:rPr>
-                <w:rFonts w:hint="eastAsia" w:ascii="Times New Roman" w:hAnsi="Times New Roman" w:eastAsia="宋体" w:cs="Times New Roman"/>
-                <w:b w:val="0"/>
-                <w:bCs/>
-                <w:sz w:val="24"/>
-                <w:szCs w:val="24"/>
-                <w:lang w:val="en-US" w:eastAsia="zh-CN" w:bidi="ar-SA"/>
-              </w:rPr>
-            </w:pPr>
+            <w:bookmarkStart w:id="10" w:name="_GoBack"/>
             <w:r>
               <w:rPr>
                 <w:rFonts w:ascii="宋体" w:hAnsi="宋体" w:eastAsia="宋体" w:cs="宋体"/>
@@ -2844,15 +2765,15 @@
                     <wp:anchor distT="0" distB="0" distL="114300" distR="114300" simplePos="0" relativeHeight="251663360" behindDoc="0" locked="0" layoutInCell="1" allowOverlap="1">
                       <wp:simplePos x="0" y="0"/>
                       <wp:positionH relativeFrom="column">
-                        <wp:posOffset>-95885</wp:posOffset>
+                        <wp:posOffset>0</wp:posOffset>
                       </wp:positionH>
                       <wp:positionV relativeFrom="paragraph">
-                        <wp:posOffset>-453390</wp:posOffset>
+                        <wp:posOffset>-370840</wp:posOffset>
                       </wp:positionV>
-                      <wp:extent cx="3468370" cy="1443355"/>
-                      <wp:effectExtent l="0" t="0" r="0" b="4445"/>
+                      <wp:extent cx="3134360" cy="1443355"/>
+                      <wp:effectExtent l="0" t="0" r="5080" b="4445"/>
                       <wp:wrapNone/>
-                      <wp:docPr id="11" name="组合 11"/>
+                      <wp:docPr id="25" name="组合 25"/>
                       <wp:cNvGraphicFramePr/>
                       <a:graphic xmlns:a="http://schemas.openxmlformats.org/drawingml/2006/main">
                         <a:graphicData uri="http://schemas.microsoft.com/office/word/2010/wordprocessingGroup">
@@ -2861,25 +2782,25 @@
                             <wpg:grpSpPr>
                               <a:xfrm>
                                 <a:off x="0" y="0"/>
-                                <a:ext cx="3468370" cy="1443355"/>
-                                <a:chOff x="19283" y="20786"/>
-                                <a:chExt cx="5462" cy="2273"/>
+                                <a:ext cx="3134360" cy="1443355"/>
+                                <a:chOff x="19199" y="20810"/>
+                                <a:chExt cx="4936" cy="2273"/>
                               </a:xfrm>
                             </wpg:grpSpPr>
                             <wpg:grpSp>
-                              <wpg:cNvPr id="12" name="组合 23"/>
+                              <wpg:cNvPr id="26" name="组合 23"/>
                               <wpg:cNvGrpSpPr/>
                               <wpg:grpSpPr>
                                 <a:xfrm>
-                                  <a:off x="19283" y="20786"/>
-                                  <a:ext cx="5212" cy="2273"/>
-                                  <a:chOff x="19283" y="20786"/>
-                                  <a:chExt cx="5212" cy="2273"/>
+                                  <a:off x="19199" y="20810"/>
+                                  <a:ext cx="4936" cy="2273"/>
+                                  <a:chOff x="19199" y="20810"/>
+                                  <a:chExt cx="4936" cy="2273"/>
                                 </a:xfrm>
                               </wpg:grpSpPr>
                               <pic:pic xmlns:pic="http://schemas.openxmlformats.org/drawingml/2006/picture">
                                 <pic:nvPicPr>
-                                  <pic:cNvPr id="13" name="图片 1"/>
+                                  <pic:cNvPr id="27" name="图片 1"/>
                                   <pic:cNvPicPr>
                                     <a:picLocks noChangeAspect="1"/>
                                   </pic:cNvPicPr>
@@ -2907,7 +2828,7 @@
                                 </pic:blipFill>
                                 <pic:spPr>
                                   <a:xfrm>
-                                    <a:off x="19283" y="21275"/>
+                                    <a:off x="19199" y="21203"/>
                                     <a:ext cx="1672" cy="901"/>
                                   </a:xfrm>
                                   <a:prstGeom prst="rect">
@@ -2921,7 +2842,7 @@
                               </pic:pic>
                               <pic:pic xmlns:pic="http://schemas.openxmlformats.org/drawingml/2006/picture">
                                 <pic:nvPicPr>
-                                  <pic:cNvPr id="18" name="图片 25"/>
+                                  <pic:cNvPr id="28" name="图片 25"/>
                                   <pic:cNvPicPr>
                                     <a:picLocks noChangeAspect="1" noChangeArrowheads="1"/>
                                   </pic:cNvPicPr>
@@ -2941,7 +2862,7 @@
                                 </pic:blipFill>
                                 <pic:spPr>
                                   <a:xfrm>
-                                    <a:off x="22222" y="20786"/>
+                                    <a:off x="21862" y="20810"/>
                                     <a:ext cx="2273" cy="2273"/>
                                   </a:xfrm>
                                   <a:prstGeom prst="rect">
@@ -2956,7 +2877,7 @@
                             </wpg:grpSp>
                             <pic:pic xmlns:pic="http://schemas.openxmlformats.org/drawingml/2006/picture">
                               <pic:nvPicPr>
-                                <pic:cNvPr id="14" name="图片 11" descr="王建丽"/>
+                                <pic:cNvPr id="29" name="图片 11" descr="王建丽"/>
                                 <pic:cNvPicPr>
                                   <a:picLocks noChangeAspect="1"/>
                                 </pic:cNvPicPr>
@@ -2983,7 +2904,7 @@
                               </pic:blipFill>
                               <pic:spPr>
                                 <a:xfrm>
-                                  <a:off x="23257" y="21239"/>
+                                  <a:off x="22321" y="21215"/>
                                   <a:ext cx="1488" cy="842"/>
                                 </a:xfrm>
                                 <a:prstGeom prst="rect">
@@ -2999,24 +2920,24 @@
                 </mc:Choice>
                 <mc:Fallback>
                   <w:pict>
-                    <v:group id="_x0000_s1026" o:spid="_x0000_s1026" o:spt="203" style="position:absolute;left:0pt;margin-left:-7.55pt;margin-top:-35.7pt;height:113.65pt;width:273.1pt;z-index:251663360;mso-width-relative:page;mso-height-relative:page;" coordorigin="19283,20786" coordsize="5462,2273" o:gfxdata="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">
+                    <v:group id="_x0000_s1026" o:spid="_x0000_s1026" o:spt="203" style="position:absolute;left:0pt;margin-left:0pt;margin-top:-29.2pt;height:113.65pt;width:246.8pt;z-index:251663360;mso-width-relative:page;mso-height-relative:page;" coordorigin="19199,20810" coordsize="4936,2273" o:gfxdata="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">
                       <o:lock v:ext="edit" aspectratio="f"/>
-                      <v:group id="组合 23" o:spid="_x0000_s1026" o:spt="203" style="position:absolute;left:19283;top:20786;height:2273;width:5212;" coordorigin="19283,20786" coordsize="5212,2273" o:gfxdata="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">
+                      <v:group id="组合 23" o:spid="_x0000_s1026" o:spt="203" style="position:absolute;left:19199;top:20810;height:2273;width:4936;" coordorigin="19199,20810" coordsize="4936,2273" o:gfxdata="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">
                         <o:lock v:ext="edit" aspectratio="f"/>
-                        <v:shape id="图片 1" o:spid="_x0000_s1026" o:spt="75" type="#_x0000_t75" style="position:absolute;left:19283;top:21275;height:901;width:1672;" filled="f" o:preferrelative="t" stroked="f" coordsize="21600,21600" o:gfxdata="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">
+                        <v:shape id="图片 1" o:spid="_x0000_s1026" o:spt="75" type="#_x0000_t75" style="position:absolute;left:19199;top:21203;height:901;width:1672;" filled="f" o:preferrelative="t" stroked="f" coordsize="21600,21600" o:gfxdata="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">
                           <v:fill on="f" focussize="0,0"/>
                           <v:stroke on="f"/>
                           <v:imagedata r:id="rId10" cropleft="7158f" croptop="7646f" chromakey="#FFFFFF" o:title=""/>
                           <o:lock v:ext="edit" aspectratio="t"/>
                         </v:shape>
-                        <v:shape id="图片 25" o:spid="_x0000_s1026" o:spt="75" type="#_x0000_t75" style="position:absolute;left:22222;top:20786;height:2273;width:2273;" filled="f" o:preferrelative="t" stroked="f" coordsize="21600,21600" o:gfxdata="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">
+                        <v:shape id="图片 25" o:spid="_x0000_s1026" o:spt="75" type="#_x0000_t75" style="position:absolute;left:21862;top:20810;height:2273;width:2273;" filled="f" o:preferrelative="t" stroked="f" coordsize="21600,21600" o:gfxdata="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">
                           <v:fill on="f" focussize="0,0"/>
                           <v:stroke on="f"/>
                           <v:imagedata r:id="rId8" o:title=""/>
                           <o:lock v:ext="edit" aspectratio="t"/>
                         </v:shape>
                       </v:group>
-                      <v:shape id="图片 11" o:spid="_x0000_s1026" o:spt="75" alt="王建丽" type="#_x0000_t75" style="position:absolute;left:23257;top:21239;height:842;width:1488;" filled="f" o:preferrelative="t" stroked="f" coordsize="21600,21600" o:gfxdata="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">
+                      <v:shape id="图片 11" o:spid="_x0000_s1026" o:spt="75" alt="王建丽" type="#_x0000_t75" style="position:absolute;left:22321;top:21215;height:842;width:1488;" filled="f" o:preferrelative="t" stroked="f" coordsize="21600,21600" o:gfxdata="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">
                         <v:fill on="f" focussize="0,0"/>
                         <v:stroke on="f"/>
                         <v:imagedata r:id="rId9" chromakey="#FFFFFF" o:title=""/>
@@ -3027,11 +2948,12 @@
                 </mc:Fallback>
               </mc:AlternateContent>
             </w:r>
+            <w:bookmarkEnd w:id="10"/>
           </w:p>
         </w:tc>
         <w:tc>
           <w:tcPr>
-            <w:tcW w:w="1018" w:type="dxa"/>
+            <w:tcW w:w="1166" w:type="dxa"/>
             <w:vAlign w:val="center"/>
           </w:tcPr>
           <w:p>
@@ -3071,7 +2993,7 @@
         </w:tc>
         <w:tc>
           <w:tcPr>
-            <w:tcW w:w="3233" w:type="dxa"/>
+            <w:tcW w:w="2294" w:type="dxa"/>
             <w:vAlign w:val="center"/>
           </w:tcPr>
           <w:p>
@@ -3081,24 +3003,13 @@
               <w:ind w:right="15"/>
               <w:jc w:val="both"/>
               <w:rPr>
-                <w:rFonts w:hint="default" w:ascii="Times New Roman" w:hAnsi="Times New Roman" w:eastAsia="宋体" w:cs="Times New Roman"/>
+                <w:rFonts w:ascii="Times New Roman" w:hAnsi="Times New Roman" w:eastAsia="宋体" w:cs="Times New Roman"/>
                 <w:b/>
                 <w:sz w:val="24"/>
                 <w:szCs w:val="24"/>
-                <w:lang w:val="en-US" w:eastAsia="zh-CN" w:bidi="ar-SA"/>
+                <w:lang w:val="en-US" w:eastAsia="en-US" w:bidi="ar-SA"/>
               </w:rPr>
             </w:pPr>
-            <w:r>
-              <w:rPr>
-                <w:rFonts w:hint="eastAsia" w:ascii="Times New Roman" w:hAnsi="Times New Roman" w:eastAsia="宋体" w:cs="Times New Roman"/>
-                <w:b w:val="0"/>
-                <w:bCs/>
-                <w:sz w:val="24"/>
-                <w:szCs w:val="24"/>
-                <w:lang w:val="en-US" w:eastAsia="zh-CN" w:bidi="ar-SA"/>
-              </w:rPr>
-              <w:t>临检所复核人，</w:t>
-            </w:r>
           </w:p>
         </w:tc>
       </w:tr>
@@ -3117,7 +3028,7 @@
         </w:trPr>
         <w:tc>
           <w:tcPr>
-            <w:tcW w:w="1068" w:type="dxa"/>
+            <w:tcW w:w="1272" w:type="dxa"/>
             <w:vAlign w:val="center"/>
           </w:tcPr>
           <w:p>
@@ -3168,8 +3079,7 @@
         </w:tc>
         <w:tc>
           <w:tcPr>
-            <w:tcW w:w="2772" w:type="dxa"/>
-            <w:gridSpan w:val="2"/>
+            <w:tcW w:w="2040" w:type="dxa"/>
             <w:vAlign w:val="center"/>
           </w:tcPr>
           <w:p>
@@ -3198,7 +3108,7 @@
         </w:tc>
         <w:tc>
           <w:tcPr>
-            <w:tcW w:w="1018" w:type="dxa"/>
+            <w:tcW w:w="1166" w:type="dxa"/>
             <w:vAlign w:val="center"/>
           </w:tcPr>
           <w:p>
@@ -3248,7 +3158,7 @@
         </w:tc>
         <w:tc>
           <w:tcPr>
-            <w:tcW w:w="3233" w:type="dxa"/>
+            <w:tcW w:w="2294" w:type="dxa"/>
             <w:vAlign w:val="center"/>
           </w:tcPr>
           <w:p>
@@ -3335,15 +3245,15 @@
           </w14:shadow>
         </w:rPr>
       </w:pPr>
-      <w:bookmarkStart w:id="1" w:name="_Toc2409"/>
+      <w:bookmarkStart w:id="1" w:name="_Toc21764_WPSOffice_Level1"/>
       <w:bookmarkStart w:id="2" w:name="_Toc13196_WPSOffice_Level1"/>
-      <w:bookmarkStart w:id="3" w:name="_Toc21764_WPSOffice_Level1"/>
+      <w:bookmarkStart w:id="3" w:name="_Toc12505"/>
       <w:bookmarkStart w:id="4" w:name="_Toc1707_WPSOffice_Level1"/>
-      <w:bookmarkStart w:id="5" w:name="_Toc28240"/>
+      <w:bookmarkStart w:id="5" w:name="_Toc2409"/>
       <w:bookmarkStart w:id="6" w:name="_Toc22658"/>
-      <w:bookmarkStart w:id="7" w:name="_Toc27302"/>
-      <w:bookmarkStart w:id="8" w:name="_Toc16594"/>
-      <w:bookmarkStart w:id="9" w:name="_Toc12505"/>
+      <w:bookmarkStart w:id="7" w:name="_Toc16594"/>
+      <w:bookmarkStart w:id="8" w:name="_Toc28240"/>
+      <w:bookmarkStart w:id="9" w:name="_Toc27302"/>
       <w:r>
         <w:rPr>
           <w:rFonts w:ascii="Times New Roman" w:hAnsi="Times New Roman"/>
